--- a/contracts/ethnomir-app/Договор_ethnomir_app_v3.docx
+++ b/contracts/ethnomir-app/Договор_ethnomir_app_v3.docx
@@ -7401,21 +7401,44 @@
           <w:b/>
           <w:color w:val="000000"/>
         </w:rPr>
-        <w:t xml:space="preserve">1.5. Производительность.</w:t>
-      </w:r>
-      <w:r>
-        <w:rPr>
-          <w:rFonts w:ascii="SF Pro Text" w:hAnsi="SF Pro Text" w:cs="SF Pro Text" w:eastAsia="SF Pro Text"/>
-          <w:color w:val="000000"/>
-        </w:rPr>
-        <w:t xml:space="preserve"> </w:t>
-      </w:r>
-      <w:r>
-        <w:rPr>
-          <w:rFonts w:ascii="SF Pro Text" w:hAnsi="SF Pro Text" w:cs="SF Pro Text" w:eastAsia="SF Pro Text"/>
-          <w:color w:val="000000"/>
-        </w:rPr>
-        <w:t xml:space="preserve">Приложение должно стабильно работать при следующих показателях:</w:t>
+        <w:t xml:space="preserve">1.5. Концептуальные принципы.</w:t>
+      </w:r>
+      <w:r>
+        <w:rPr>
+          <w:rFonts w:ascii="SF Pro Text" w:hAnsi="SF Pro Text" w:cs="SF Pro Text" w:eastAsia="SF Pro Text"/>
+          <w:color w:val="000000"/>
+        </w:rPr>
+        <w:t xml:space="preserve"> </w:t>
+      </w:r>
+      <w:r>
+        <w:rPr>
+          <w:rFonts w:ascii="SF Pro Text" w:hAnsi="SF Pro Text" w:cs="SF Pro Text" w:eastAsia="SF Pro Text"/>
+          <w:color w:val="000000"/>
+        </w:rPr>
+        <w:t xml:space="preserve">Продукт проектируется с опорой на</w:t>
+      </w:r>
+      <w:r>
+        <w:rPr>
+          <w:rFonts w:ascii="SF Pro Text" w:hAnsi="SF Pro Text" w:cs="SF Pro Text" w:eastAsia="SF Pro Text"/>
+          <w:color w:val="000000"/>
+        </w:rPr>
+        <w:t xml:space="preserve"> </w:t>
+      </w:r>
+      <w:r>
+        <w:rPr>
+          <w:rFonts w:ascii="SF Pro Text" w:hAnsi="SF Pro Text" w:cs="SF Pro Text" w:eastAsia="SF Pro Text"/>
+          <w:bCs/>
+          <w:b/>
+          <w:color w:val="000000"/>
+        </w:rPr>
+        <w:t xml:space="preserve">четыре сквозных принципа</w:t>
+      </w:r>
+      <w:r>
+        <w:rPr>
+          <w:rFonts w:ascii="SF Pro Text" w:hAnsi="SF Pro Text" w:cs="SF Pro Text" w:eastAsia="SF Pro Text"/>
+          <w:color w:val="000000"/>
+        </w:rPr>
+        <w:t xml:space="preserve">, которые являются ориентирами при реализации всех модулей:</w:t>
       </w:r>
     </w:p>
     <w:p>
@@ -7433,21 +7456,21 @@
           <w:b/>
           <w:color w:val="000000"/>
         </w:rPr>
-        <w:t xml:space="preserve">пиковая нагрузка</w:t>
-      </w:r>
-      <w:r>
-        <w:rPr>
-          <w:rFonts w:ascii="SF Pro Text" w:hAnsi="SF Pro Text" w:cs="SF Pro Text" w:eastAsia="SF Pro Text"/>
-          <w:color w:val="000000"/>
-        </w:rPr>
-        <w:t xml:space="preserve"> </w:t>
-      </w:r>
-      <w:r>
-        <w:rPr>
-          <w:rFonts w:ascii="SF Pro Text" w:hAnsi="SF Pro Text" w:cs="SF Pro Text" w:eastAsia="SF Pro Text"/>
-          <w:color w:val="000000"/>
-        </w:rPr>
-        <w:t xml:space="preserve">— до 50 000 одновременных активных пользователей (в периоды фестивалей и школьных каникул);</w:t>
+        <w:t xml:space="preserve">Геймификация</w:t>
+      </w:r>
+      <w:r>
+        <w:rPr>
+          <w:rFonts w:ascii="SF Pro Text" w:hAnsi="SF Pro Text" w:cs="SF Pro Text" w:eastAsia="SF Pro Text"/>
+          <w:color w:val="000000"/>
+        </w:rPr>
+        <w:t xml:space="preserve"> </w:t>
+      </w:r>
+      <w:r>
+        <w:rPr>
+          <w:rFonts w:ascii="SF Pro Text" w:hAnsi="SF Pro Text" w:cs="SF Pro Text" w:eastAsia="SF Pro Text"/>
+          <w:color w:val="000000"/>
+        </w:rPr>
+        <w:t xml:space="preserve">— вовлечение пользователя через достижения, коллекции, баллы, уровни лояльности;</w:t>
       </w:r>
     </w:p>
     <w:p>
@@ -7465,21 +7488,21 @@
           <w:b/>
           <w:color w:val="000000"/>
         </w:rPr>
-        <w:t xml:space="preserve">штатная нагрузка</w:t>
-      </w:r>
-      <w:r>
-        <w:rPr>
-          <w:rFonts w:ascii="SF Pro Text" w:hAnsi="SF Pro Text" w:cs="SF Pro Text" w:eastAsia="SF Pro Text"/>
-          <w:color w:val="000000"/>
-        </w:rPr>
-        <w:t xml:space="preserve"> </w:t>
-      </w:r>
-      <w:r>
-        <w:rPr>
-          <w:rFonts w:ascii="SF Pro Text" w:hAnsi="SF Pro Text" w:cs="SF Pro Text" w:eastAsia="SF Pro Text"/>
-          <w:color w:val="000000"/>
-        </w:rPr>
-        <w:t xml:space="preserve">— до 20 000 одновременных активных пользователей;</w:t>
+        <w:t xml:space="preserve">Дашбордность</w:t>
+      </w:r>
+      <w:r>
+        <w:rPr>
+          <w:rFonts w:ascii="SF Pro Text" w:hAnsi="SF Pro Text" w:cs="SF Pro Text" w:eastAsia="SF Pro Text"/>
+          <w:color w:val="000000"/>
+        </w:rPr>
+        <w:t xml:space="preserve"> </w:t>
+      </w:r>
+      <w:r>
+        <w:rPr>
+          <w:rFonts w:ascii="SF Pro Text" w:hAnsi="SF Pro Text" w:cs="SF Pro Text" w:eastAsia="SF Pro Text"/>
+          <w:color w:val="000000"/>
+        </w:rPr>
+        <w:t xml:space="preserve">— наглядное представление данных и ключевых показателей в реальном времени в клиентской части и в CRM;</w:t>
       </w:r>
     </w:p>
     <w:p>
@@ -7497,21 +7520,21 @@
           <w:b/>
           <w:color w:val="000000"/>
         </w:rPr>
-        <w:t xml:space="preserve">время первого отклика (Time to First Byte)</w:t>
-      </w:r>
-      <w:r>
-        <w:rPr>
-          <w:rFonts w:ascii="SF Pro Text" w:hAnsi="SF Pro Text" w:cs="SF Pro Text" w:eastAsia="SF Pro Text"/>
-          <w:color w:val="000000"/>
-        </w:rPr>
-        <w:t xml:space="preserve"> </w:t>
-      </w:r>
-      <w:r>
-        <w:rPr>
-          <w:rFonts w:ascii="SF Pro Text" w:hAnsi="SF Pro Text" w:cs="SF Pro Text" w:eastAsia="SF Pro Text"/>
-          <w:color w:val="000000"/>
-        </w:rPr>
-        <w:t xml:space="preserve">— ≤ 500 мс;</w:t>
+        <w:t xml:space="preserve">Монетизация</w:t>
+      </w:r>
+      <w:r>
+        <w:rPr>
+          <w:rFonts w:ascii="SF Pro Text" w:hAnsi="SF Pro Text" w:cs="SF Pro Text" w:eastAsia="SF Pro Text"/>
+          <w:color w:val="000000"/>
+        </w:rPr>
+        <w:t xml:space="preserve"> </w:t>
+      </w:r>
+      <w:r>
+        <w:rPr>
+          <w:rFonts w:ascii="SF Pro Text" w:hAnsi="SF Pro Text" w:cs="SF Pro Text" w:eastAsia="SF Pro Text"/>
+          <w:color w:val="000000"/>
+        </w:rPr>
+        <w:t xml:space="preserve">— встроенные прямые продажи по всем направлениям парка без агрегаторов-посредников;</w:t>
       </w:r>
     </w:p>
     <w:p>
@@ -7529,30 +7552,38 @@
           <w:b/>
           <w:color w:val="000000"/>
         </w:rPr>
-        <w:t xml:space="preserve">время загрузки начального экрана (Largest Contentful Paint)</w:t>
-      </w:r>
-      <w:r>
-        <w:rPr>
-          <w:rFonts w:ascii="SF Pro Text" w:hAnsi="SF Pro Text" w:cs="SF Pro Text" w:eastAsia="SF Pro Text"/>
-          <w:color w:val="000000"/>
-        </w:rPr>
-        <w:t xml:space="preserve"> </w:t>
-      </w:r>
-      <w:r>
-        <w:rPr>
-          <w:rFonts w:ascii="SF Pro Text" w:hAnsi="SF Pro Text" w:cs="SF Pro Text" w:eastAsia="SF Pro Text"/>
-          <w:color w:val="000000"/>
-        </w:rPr>
-        <w:t xml:space="preserve">— ≤ 2,5 с на 4G-соединении;</w:t>
-      </w:r>
-    </w:p>
-    <w:p>
-      <w:pPr>
-        <w:numPr>
-          <w:ilvl w:val="0"/>
-          <w:numId w:val="1021"/>
-        </w:numPr>
-        <w:pStyle w:val="Compact"/>
+        <w:t xml:space="preserve">Вдохновение</w:t>
+      </w:r>
+      <w:r>
+        <w:rPr>
+          <w:rFonts w:ascii="SF Pro Text" w:hAnsi="SF Pro Text" w:cs="SF Pro Text" w:eastAsia="SF Pro Text"/>
+          <w:color w:val="000000"/>
+        </w:rPr>
+        <w:t xml:space="preserve"> </w:t>
+      </w:r>
+      <w:r>
+        <w:rPr>
+          <w:rFonts w:ascii="SF Pro Text" w:hAnsi="SF Pro Text" w:cs="SF Pro Text" w:eastAsia="SF Pro Text"/>
+          <w:color w:val="000000"/>
+        </w:rPr>
+        <w:t xml:space="preserve">— продуктовый уровень подачи контента: визуал, истории, анимации, культурные открытия.</w:t>
+      </w:r>
+    </w:p>
+    <w:p>
+      <w:pPr>
+        <w:pStyle w:val="FirstParagraph"/>
+      </w:pPr>
+      <w:r>
+        <w:rPr>
+          <w:rFonts w:ascii="SF Pro Text" w:hAnsi="SF Pro Text" w:cs="SF Pro Text" w:eastAsia="SF Pro Text"/>
+          <w:color w:val="000000"/>
+        </w:rPr>
+        <w:t xml:space="preserve">Эти принципы не являются самостоятельными функциями, а проявляются во всех модулях совокупно.</w:t>
+      </w:r>
+    </w:p>
+    <w:p>
+      <w:pPr>
+        <w:pStyle w:val="BodyText"/>
       </w:pPr>
       <w:r>
         <w:rPr>
@@ -7561,77 +7592,21 @@
           <w:b/>
           <w:color w:val="000000"/>
         </w:rPr>
-        <w:t xml:space="preserve">частота кадров анимаций</w:t>
-      </w:r>
-      <w:r>
-        <w:rPr>
-          <w:rFonts w:ascii="SF Pro Text" w:hAnsi="SF Pro Text" w:cs="SF Pro Text" w:eastAsia="SF Pro Text"/>
-          <w:color w:val="000000"/>
-        </w:rPr>
-        <w:t xml:space="preserve"> </w:t>
-      </w:r>
-      <w:r>
-        <w:rPr>
-          <w:rFonts w:ascii="SF Pro Text" w:hAnsi="SF Pro Text" w:cs="SF Pro Text" w:eastAsia="SF Pro Text"/>
-          <w:color w:val="000000"/>
-        </w:rPr>
-        <w:t xml:space="preserve">— 60 fps на современных смартфонах.</w:t>
-      </w:r>
-    </w:p>
-    <w:p>
-      <w:pPr>
-        <w:pStyle w:val="FirstParagraph"/>
-      </w:pPr>
-      <w:r>
-        <w:rPr>
-          <w:rFonts w:ascii="SF Pro Text" w:hAnsi="SF Pro Text" w:cs="SF Pro Text" w:eastAsia="SF Pro Text"/>
-          <w:bCs/>
-          <w:b/>
-          <w:color w:val="000000"/>
-        </w:rPr>
-        <w:t xml:space="preserve">1.6. Доступность.</w:t>
-      </w:r>
-      <w:r>
-        <w:rPr>
-          <w:rFonts w:ascii="SF Pro Text" w:hAnsi="SF Pro Text" w:cs="SF Pro Text" w:eastAsia="SF Pro Text"/>
-          <w:color w:val="000000"/>
-        </w:rPr>
-        <w:t xml:space="preserve"> </w:t>
-      </w:r>
-      <w:r>
-        <w:rPr>
-          <w:rFonts w:ascii="SF Pro Text" w:hAnsi="SF Pro Text" w:cs="SF Pro Text" w:eastAsia="SF Pro Text"/>
-          <w:color w:val="000000"/>
-        </w:rPr>
-        <w:t xml:space="preserve">Требования к доступности интерфейсов реализуются в рамках общепринятых современных практик проектирования мобильных и веб-интерфейсов.</w:t>
-      </w:r>
-    </w:p>
-    <w:p>
-      <w:pPr>
-        <w:pStyle w:val="BodyText"/>
-      </w:pPr>
-      <w:r>
-        <w:rPr>
-          <w:rFonts w:ascii="SF Pro Text" w:hAnsi="SF Pro Text" w:cs="SF Pro Text" w:eastAsia="SF Pro Text"/>
-          <w:bCs/>
-          <w:b/>
-          <w:color w:val="000000"/>
-        </w:rPr>
-        <w:t xml:space="preserve">1.7. Концептуальные принципы продукта.</w:t>
-      </w:r>
-      <w:r>
-        <w:rPr>
-          <w:rFonts w:ascii="SF Pro Text" w:hAnsi="SF Pro Text" w:cs="SF Pro Text" w:eastAsia="SF Pro Text"/>
-          <w:color w:val="000000"/>
-        </w:rPr>
-        <w:t xml:space="preserve"> </w:t>
-      </w:r>
-      <w:r>
-        <w:rPr>
-          <w:rFonts w:ascii="SF Pro Text" w:hAnsi="SF Pro Text" w:cs="SF Pro Text" w:eastAsia="SF Pro Text"/>
-          <w:color w:val="000000"/>
-        </w:rPr>
-        <w:t xml:space="preserve">Продукт проектируется и реализуется с опорой на четыре сквозных принципа, определяющих логику решений на каждом экране и в каждой функции:</w:t>
+        <w:t xml:space="preserve">1.6. Производительность.</w:t>
+      </w:r>
+      <w:r>
+        <w:rPr>
+          <w:rFonts w:ascii="SF Pro Text" w:hAnsi="SF Pro Text" w:cs="SF Pro Text" w:eastAsia="SF Pro Text"/>
+          <w:color w:val="000000"/>
+        </w:rPr>
+        <w:t xml:space="preserve"> </w:t>
+      </w:r>
+      <w:r>
+        <w:rPr>
+          <w:rFonts w:ascii="SF Pro Text" w:hAnsi="SF Pro Text" w:cs="SF Pro Text" w:eastAsia="SF Pro Text"/>
+          <w:color w:val="000000"/>
+        </w:rPr>
+        <w:t xml:space="preserve">Приложение должно стабильно работать при следующих показателях:</w:t>
       </w:r>
     </w:p>
     <w:p>
@@ -7649,21 +7624,21 @@
           <w:b/>
           <w:color w:val="000000"/>
         </w:rPr>
-        <w:t xml:space="preserve">Геймификация</w:t>
-      </w:r>
-      <w:r>
-        <w:rPr>
-          <w:rFonts w:ascii="SF Pro Text" w:hAnsi="SF Pro Text" w:cs="SF Pro Text" w:eastAsia="SF Pro Text"/>
-          <w:color w:val="000000"/>
-        </w:rPr>
-        <w:t xml:space="preserve"> </w:t>
-      </w:r>
-      <w:r>
-        <w:rPr>
-          <w:rFonts w:ascii="SF Pro Text" w:hAnsi="SF Pro Text" w:cs="SF Pro Text" w:eastAsia="SF Pro Text"/>
-          <w:color w:val="000000"/>
-        </w:rPr>
-        <w:t xml:space="preserve">— каждое значимое действие пользователя вознаграждается баллами, достижениями или открытием элемента коллекции.</w:t>
+        <w:t xml:space="preserve">пиковая нагрузка</w:t>
+      </w:r>
+      <w:r>
+        <w:rPr>
+          <w:rFonts w:ascii="SF Pro Text" w:hAnsi="SF Pro Text" w:cs="SF Pro Text" w:eastAsia="SF Pro Text"/>
+          <w:color w:val="000000"/>
+        </w:rPr>
+        <w:t xml:space="preserve"> </w:t>
+      </w:r>
+      <w:r>
+        <w:rPr>
+          <w:rFonts w:ascii="SF Pro Text" w:hAnsi="SF Pro Text" w:cs="SF Pro Text" w:eastAsia="SF Pro Text"/>
+          <w:color w:val="000000"/>
+        </w:rPr>
+        <w:t xml:space="preserve">— до 50 000 одновременных активных пользователей (в периоды фестивалей и школьных каникул);</w:t>
       </w:r>
     </w:p>
     <w:p>
@@ -7681,21 +7656,21 @@
           <w:b/>
           <w:color w:val="000000"/>
         </w:rPr>
-        <w:t xml:space="preserve">Дашбордность</w:t>
-      </w:r>
-      <w:r>
-        <w:rPr>
-          <w:rFonts w:ascii="SF Pro Text" w:hAnsi="SF Pro Text" w:cs="SF Pro Text" w:eastAsia="SF Pro Text"/>
-          <w:color w:val="000000"/>
-        </w:rPr>
-        <w:t xml:space="preserve"> </w:t>
-      </w:r>
-      <w:r>
-        <w:rPr>
-          <w:rFonts w:ascii="SF Pro Text" w:hAnsi="SF Pro Text" w:cs="SF Pro Text" w:eastAsia="SF Pro Text"/>
-          <w:color w:val="000000"/>
-        </w:rPr>
-        <w:t xml:space="preserve">— реальные данные в реальном времени, доступные в интерфейсе пользователя и в режиме «Владелец» (CRM) в сводном виде.</w:t>
+        <w:t xml:space="preserve">штатная нагрузка</w:t>
+      </w:r>
+      <w:r>
+        <w:rPr>
+          <w:rFonts w:ascii="SF Pro Text" w:hAnsi="SF Pro Text" w:cs="SF Pro Text" w:eastAsia="SF Pro Text"/>
+          <w:color w:val="000000"/>
+        </w:rPr>
+        <w:t xml:space="preserve"> </w:t>
+      </w:r>
+      <w:r>
+        <w:rPr>
+          <w:rFonts w:ascii="SF Pro Text" w:hAnsi="SF Pro Text" w:cs="SF Pro Text" w:eastAsia="SF Pro Text"/>
+          <w:color w:val="000000"/>
+        </w:rPr>
+        <w:t xml:space="preserve">— до 20 000 одновременных активных пользователей;</w:t>
       </w:r>
     </w:p>
     <w:p>
@@ -7713,21 +7688,21 @@
           <w:b/>
           <w:color w:val="000000"/>
         </w:rPr>
-        <w:t xml:space="preserve">Монетизация</w:t>
-      </w:r>
-      <w:r>
-        <w:rPr>
-          <w:rFonts w:ascii="SF Pro Text" w:hAnsi="SF Pro Text" w:cs="SF Pro Text" w:eastAsia="SF Pro Text"/>
-          <w:color w:val="000000"/>
-        </w:rPr>
-        <w:t xml:space="preserve"> </w:t>
-      </w:r>
-      <w:r>
-        <w:rPr>
-          <w:rFonts w:ascii="SF Pro Text" w:hAnsi="SF Pro Text" w:cs="SF Pro Text" w:eastAsia="SF Pro Text"/>
-          <w:color w:val="000000"/>
-        </w:rPr>
-        <w:t xml:space="preserve">— прямые продажи через Приложение без посредников, динамическое ценообразование, подарочные сертификаты, отдельные каналы для франшизы и инвестиционной недвижимости.</w:t>
+        <w:t xml:space="preserve">время первого отклика (Time to First Byte)</w:t>
+      </w:r>
+      <w:r>
+        <w:rPr>
+          <w:rFonts w:ascii="SF Pro Text" w:hAnsi="SF Pro Text" w:cs="SF Pro Text" w:eastAsia="SF Pro Text"/>
+          <w:color w:val="000000"/>
+        </w:rPr>
+        <w:t xml:space="preserve"> </w:t>
+      </w:r>
+      <w:r>
+        <w:rPr>
+          <w:rFonts w:ascii="SF Pro Text" w:hAnsi="SF Pro Text" w:cs="SF Pro Text" w:eastAsia="SF Pro Text"/>
+          <w:color w:val="000000"/>
+        </w:rPr>
+        <w:t xml:space="preserve">— ≤ 500 мс;</w:t>
       </w:r>
     </w:p>
     <w:p>
@@ -7745,21 +7720,81 @@
           <w:b/>
           <w:color w:val="000000"/>
         </w:rPr>
-        <w:t xml:space="preserve">Вдохновение</w:t>
-      </w:r>
-      <w:r>
-        <w:rPr>
-          <w:rFonts w:ascii="SF Pro Text" w:hAnsi="SF Pro Text" w:cs="SF Pro Text" w:eastAsia="SF Pro Text"/>
-          <w:color w:val="000000"/>
-        </w:rPr>
-        <w:t xml:space="preserve"> </w:t>
-      </w:r>
-      <w:r>
-        <w:rPr>
-          <w:rFonts w:ascii="SF Pro Text" w:hAnsi="SF Pro Text" w:cs="SF Pro Text" w:eastAsia="SF Pro Text"/>
-          <w:color w:val="000000"/>
-        </w:rPr>
-        <w:t xml:space="preserve">— Приложение рассматривается не только как утилита, но и как медиа: красивый контент, культурные открытия, истории, анимации, побуждающие гостей возвращаться в парк.</w:t>
+        <w:t xml:space="preserve">время загрузки начального экрана (Largest Contentful Paint)</w:t>
+      </w:r>
+      <w:r>
+        <w:rPr>
+          <w:rFonts w:ascii="SF Pro Text" w:hAnsi="SF Pro Text" w:cs="SF Pro Text" w:eastAsia="SF Pro Text"/>
+          <w:color w:val="000000"/>
+        </w:rPr>
+        <w:t xml:space="preserve"> </w:t>
+      </w:r>
+      <w:r>
+        <w:rPr>
+          <w:rFonts w:ascii="SF Pro Text" w:hAnsi="SF Pro Text" w:cs="SF Pro Text" w:eastAsia="SF Pro Text"/>
+          <w:color w:val="000000"/>
+        </w:rPr>
+        <w:t xml:space="preserve">— ≤ 2,5 с на 4G-соединении;</w:t>
+      </w:r>
+    </w:p>
+    <w:p>
+      <w:pPr>
+        <w:numPr>
+          <w:ilvl w:val="0"/>
+          <w:numId w:val="1022"/>
+        </w:numPr>
+        <w:pStyle w:val="Compact"/>
+      </w:pPr>
+      <w:r>
+        <w:rPr>
+          <w:rFonts w:ascii="SF Pro Text" w:hAnsi="SF Pro Text" w:cs="SF Pro Text" w:eastAsia="SF Pro Text"/>
+          <w:bCs/>
+          <w:b/>
+          <w:color w:val="000000"/>
+        </w:rPr>
+        <w:t xml:space="preserve">частота кадров анимаций</w:t>
+      </w:r>
+      <w:r>
+        <w:rPr>
+          <w:rFonts w:ascii="SF Pro Text" w:hAnsi="SF Pro Text" w:cs="SF Pro Text" w:eastAsia="SF Pro Text"/>
+          <w:color w:val="000000"/>
+        </w:rPr>
+        <w:t xml:space="preserve"> </w:t>
+      </w:r>
+      <w:r>
+        <w:rPr>
+          <w:rFonts w:ascii="SF Pro Text" w:hAnsi="SF Pro Text" w:cs="SF Pro Text" w:eastAsia="SF Pro Text"/>
+          <w:color w:val="000000"/>
+        </w:rPr>
+        <w:t xml:space="preserve">— 60 fps на современных смартфонах.</w:t>
+      </w:r>
+    </w:p>
+    <w:p>
+      <w:pPr>
+        <w:pStyle w:val="FirstParagraph"/>
+      </w:pPr>
+      <w:r>
+        <w:rPr>
+          <w:rFonts w:ascii="SF Pro Text" w:hAnsi="SF Pro Text" w:cs="SF Pro Text" w:eastAsia="SF Pro Text"/>
+          <w:bCs/>
+          <w:b/>
+          <w:color w:val="000000"/>
+        </w:rPr>
+        <w:t xml:space="preserve">1.7. Доступность.</w:t>
+      </w:r>
+      <w:r>
+        <w:rPr>
+          <w:rFonts w:ascii="SF Pro Text" w:hAnsi="SF Pro Text" w:cs="SF Pro Text" w:eastAsia="SF Pro Text"/>
+          <w:color w:val="000000"/>
+        </w:rPr>
+        <w:t xml:space="preserve"> </w:t>
+      </w:r>
+      <w:r>
+        <w:rPr>
+          <w:rFonts w:ascii="SF Pro Text" w:hAnsi="SF Pro Text" w:cs="SF Pro Text" w:eastAsia="SF Pro Text"/>
+          <w:color w:val="000000"/>
+        </w:rPr>
+        <w:t xml:space="preserve">Требования к доступности интерфейсов реализуются в рамках общепринятых современных практик проектирования мобильных и веб-интерфейсов.</w:t>
       </w:r>
     </w:p>
     <w:bookmarkEnd w:id="53"/>
@@ -20602,7 +20637,7 @@
                 <w:rFonts w:ascii="SF Pro Text" w:hAnsi="SF Pro Text" w:cs="SF Pro Text" w:eastAsia="SF Pro Text"/>
                 <w:color w:val="000000"/>
               </w:rPr>
-              <w:t xml:space="preserve">Интеграции: платежи, push, SMS, OAuth, AI-чат</w:t>
+              <w:t xml:space="preserve">Интеграции: платежи, push, SMS, OAuth, аналитика</w:t>
             </w:r>
           </w:p>
         </w:tc>
@@ -22188,8 +22223,8 @@
     <w:bookmarkEnd w:id="90"/>
     <w:bookmarkEnd w:id="91"/>
     <w:sectPr>
-      <w:pgSz w:h="16838" w:w="11906"/>
-      <w:pgMar w:bottom="1134" w:footer="720" w:gutter="0" w:header="720" w:left="1134" w:right="1134" w:top="1134"/>
+      <w:pgSz w:h="15840" w:w="12240"/>
+      <w:pgMar w:bottom="1134" w:footer="720" w:gutter="0" w:header="720" w:left="1417" w:right="850" w:top="1134"/>
       <w:cols w:space="720"/>
       <w:docGrid w:linePitch="360"/>
     </w:sectPr>
@@ -23291,9 +23326,6 @@
     <w:name w:val="Normal"/>
     <w:qFormat/>
     <w:rsid w:val="00FC693F"/>
-    <w:pPr>
-      <w:spacing w:after="120" w:before="0" w:line="300" w:lineRule="auto"/>
-    </w:pPr>
     <w:rPr>
       <w:rFonts w:ascii="SF Pro Text" w:cs="SF Pro Text" w:eastAsia="SF Pro Text" w:hAnsi="SF Pro Text"/>
       <w:b w:val="0"/>
@@ -23315,10 +23347,6 @@
       </w:tabs>
       <w:spacing w:after="0" w:line="240" w:lineRule="auto"/>
     </w:pPr>
-    <w:rPr>
-      <w:rFonts w:ascii="SF Pro Text" w:hAnsi="SF Pro Text" w:cs="SF Pro Text" w:eastAsia="SF Pro Text"/>
-      <w:color w:val="000000"/>
-    </w:rPr>
   </w:style>
   <w:style w:customStyle="1" w:styleId="HeaderChar" w:type="character">
     <w:name w:val="Header Char"/>
@@ -23326,10 +23354,6 @@
     <w:link w:val="Header"/>
     <w:uiPriority w:val="99"/>
     <w:rsid w:val="00E618BF"/>
-    <w:rPr>
-      <w:rFonts w:ascii="SF Pro Text" w:hAnsi="SF Pro Text" w:cs="SF Pro Text" w:eastAsia="SF Pro Text"/>
-      <w:color w:val="000000"/>
-    </w:rPr>
   </w:style>
   <w:style w:styleId="Footer" w:type="paragraph">
     <w:name w:val="footer"/>
@@ -23345,10 +23369,6 @@
       </w:tabs>
       <w:spacing w:after="0" w:line="240" w:lineRule="auto"/>
     </w:pPr>
-    <w:rPr>
-      <w:rFonts w:ascii="SF Pro Text" w:hAnsi="SF Pro Text" w:cs="SF Pro Text" w:eastAsia="SF Pro Text"/>
-      <w:color w:val="000000"/>
-    </w:rPr>
   </w:style>
   <w:style w:customStyle="1" w:styleId="FooterChar" w:type="character">
     <w:name w:val="Footer Char"/>
@@ -23356,10 +23376,6 @@
     <w:link w:val="Footer"/>
     <w:uiPriority w:val="99"/>
     <w:rsid w:val="00E618BF"/>
-    <w:rPr>
-      <w:rFonts w:ascii="SF Pro Text" w:hAnsi="SF Pro Text" w:cs="SF Pro Text" w:eastAsia="SF Pro Text"/>
-      <w:color w:val="000000"/>
-    </w:rPr>
   </w:style>
   <w:style w:styleId="Heading1" w:type="paragraph">
     <w:name w:val="heading 1"/>
@@ -23372,11 +23388,11 @@
     <w:pPr>
       <w:keepNext/>
       <w:keepLines/>
-      <w:spacing w:after="200" w:before="360" w:line="300" w:lineRule="auto"/>
+      <w:spacing w:after="0" w:before="480"/>
       <w:outlineLvl w:val="0"/>
     </w:pPr>
     <w:rPr>
-      <w:rFonts w:ascii="SF Pro Display" w:asciiTheme="majorHAnsi" w:cs="SF Pro Display" w:cstheme="majorBidi" w:eastAsia="SF Pro Display" w:eastAsiaTheme="majorEastAsia" w:hAnsi="SF Pro Display" w:hAnsiTheme="majorHAnsi"/>
+      <w:rFonts w:ascii="SF Pro Display" w:cs="SF Pro Display" w:eastAsia="SF Pro Display" w:hAnsi="SF Pro Display"/>
       <w:b/>
       <w:bCs/>
       <w:sz w:val="44"/>
@@ -23396,11 +23412,11 @@
     <w:pPr>
       <w:keepNext/>
       <w:keepLines/>
-      <w:spacing w:after="160" w:before="280" w:line="300" w:lineRule="auto"/>
+      <w:spacing w:after="0" w:before="200"/>
       <w:outlineLvl w:val="1"/>
     </w:pPr>
     <w:rPr>
-      <w:rFonts w:ascii="SF Pro Display" w:asciiTheme="majorHAnsi" w:cs="SF Pro Display" w:cstheme="majorBidi" w:eastAsia="SF Pro Display" w:eastAsiaTheme="majorEastAsia" w:hAnsi="SF Pro Display" w:hAnsiTheme="majorHAnsi"/>
+      <w:rFonts w:ascii="SF Pro Display" w:cs="SF Pro Display" w:eastAsia="SF Pro Display" w:hAnsi="SF Pro Display"/>
       <w:b/>
       <w:bCs/>
       <w:sz w:val="32"/>
@@ -23420,11 +23436,11 @@
     <w:pPr>
       <w:keepNext/>
       <w:keepLines/>
-      <w:spacing w:after="120" w:before="200" w:line="300" w:lineRule="auto"/>
+      <w:spacing w:after="0" w:before="200"/>
       <w:outlineLvl w:val="2"/>
     </w:pPr>
     <w:rPr>
-      <w:rFonts w:ascii="SF Pro Display" w:asciiTheme="majorHAnsi" w:cs="SF Pro Display" w:cstheme="majorBidi" w:eastAsia="SF Pro Display" w:eastAsiaTheme="majorEastAsia" w:hAnsi="SF Pro Display" w:hAnsiTheme="majorHAnsi"/>
+      <w:rFonts w:ascii="SF Pro Display" w:cs="SF Pro Display" w:eastAsia="SF Pro Display" w:hAnsi="SF Pro Display"/>
       <w:b/>
       <w:bCs/>
       <w:sz w:val="26"/>
@@ -23444,11 +23460,11 @@
     <w:pPr>
       <w:keepNext/>
       <w:keepLines/>
-      <w:spacing w:after="80" w:before="160" w:line="300" w:lineRule="auto"/>
+      <w:spacing w:after="0" w:before="200"/>
       <w:outlineLvl w:val="3"/>
     </w:pPr>
     <w:rPr>
-      <w:rFonts w:ascii="SF Pro Display" w:asciiTheme="majorHAnsi" w:cs="SF Pro Display" w:cstheme="majorBidi" w:eastAsia="SF Pro Display" w:eastAsiaTheme="majorEastAsia" w:hAnsi="SF Pro Display" w:hAnsiTheme="majorHAnsi"/>
+      <w:rFonts w:ascii="SF Pro Display" w:cs="SF Pro Display" w:eastAsia="SF Pro Display" w:hAnsi="SF Pro Display"/>
       <w:b/>
       <w:bCs/>
       <w:i/>
@@ -23474,8 +23490,8 @@
       <w:outlineLvl w:val="4"/>
     </w:pPr>
     <w:rPr>
-      <w:rFonts w:asciiTheme="majorHAnsi" w:cstheme="majorBidi" w:eastAsiaTheme="majorEastAsia" w:hAnsiTheme="majorHAnsi" w:ascii="SF Pro Display" w:hAnsi="SF Pro Display" w:cs="SF Pro Display" w:eastAsia="SF Pro Display"/>
-      <w:color w:val="000000"/>
+      <w:rFonts w:asciiTheme="majorHAnsi" w:cstheme="majorBidi" w:eastAsiaTheme="majorEastAsia" w:hAnsiTheme="majorHAnsi"/>
+      <w:color w:themeColor="accent1" w:themeShade="7F" w:val="243F60"/>
     </w:rPr>
   </w:style>
   <w:style w:styleId="Heading6" w:type="paragraph">
@@ -23495,10 +23511,10 @@
       <w:outlineLvl w:val="5"/>
     </w:pPr>
     <w:rPr>
-      <w:rFonts w:asciiTheme="majorHAnsi" w:cstheme="majorBidi" w:eastAsiaTheme="majorEastAsia" w:hAnsiTheme="majorHAnsi" w:ascii="SF Pro Display" w:hAnsi="SF Pro Display" w:cs="SF Pro Display" w:eastAsia="SF Pro Display"/>
+      <w:rFonts w:asciiTheme="majorHAnsi" w:cstheme="majorBidi" w:eastAsiaTheme="majorEastAsia" w:hAnsiTheme="majorHAnsi"/>
       <w:i/>
       <w:iCs/>
-      <w:color w:val="000000"/>
+      <w:color w:themeColor="accent1" w:themeShade="7F" w:val="243F60"/>
     </w:rPr>
   </w:style>
   <w:style w:styleId="Heading7" w:type="paragraph">
@@ -23518,10 +23534,10 @@
       <w:outlineLvl w:val="6"/>
     </w:pPr>
     <w:rPr>
-      <w:rFonts w:asciiTheme="majorHAnsi" w:cstheme="majorBidi" w:eastAsiaTheme="majorEastAsia" w:hAnsiTheme="majorHAnsi" w:ascii="SF Pro Display" w:hAnsi="SF Pro Display" w:cs="SF Pro Display" w:eastAsia="SF Pro Display"/>
+      <w:rFonts w:asciiTheme="majorHAnsi" w:cstheme="majorBidi" w:eastAsiaTheme="majorEastAsia" w:hAnsiTheme="majorHAnsi"/>
       <w:i/>
       <w:iCs/>
-      <w:color w:val="000000"/>
+      <w:color w:themeColor="text1" w:themeTint="BF" w:val="404040"/>
     </w:rPr>
   </w:style>
   <w:style w:styleId="Heading8" w:type="paragraph">
@@ -23541,10 +23557,10 @@
       <w:outlineLvl w:val="7"/>
     </w:pPr>
     <w:rPr>
-      <w:rFonts w:asciiTheme="majorHAnsi" w:cstheme="majorBidi" w:eastAsiaTheme="majorEastAsia" w:hAnsiTheme="majorHAnsi" w:ascii="SF Pro Display" w:hAnsi="SF Pro Display" w:cs="SF Pro Display" w:eastAsia="SF Pro Display"/>
+      <w:rFonts w:asciiTheme="majorHAnsi" w:cstheme="majorBidi" w:eastAsiaTheme="majorEastAsia" w:hAnsiTheme="majorHAnsi"/>
+      <w:color w:themeColor="accent1" w:val="4F81BD"/>
       <w:sz w:val="20"/>
       <w:szCs w:val="20"/>
-      <w:color w:val="000000"/>
     </w:rPr>
   </w:style>
   <w:style w:styleId="Heading9" w:type="paragraph">
@@ -23564,12 +23580,12 @@
       <w:outlineLvl w:val="8"/>
     </w:pPr>
     <w:rPr>
-      <w:rFonts w:asciiTheme="majorHAnsi" w:cstheme="majorBidi" w:eastAsiaTheme="majorEastAsia" w:hAnsiTheme="majorHAnsi" w:ascii="SF Pro Display" w:hAnsi="SF Pro Display" w:cs="SF Pro Display" w:eastAsia="SF Pro Display"/>
+      <w:rFonts w:asciiTheme="majorHAnsi" w:cstheme="majorBidi" w:eastAsiaTheme="majorEastAsia" w:hAnsiTheme="majorHAnsi"/>
       <w:i/>
       <w:iCs/>
+      <w:color w:themeColor="text1" w:themeTint="BF" w:val="404040"/>
       <w:sz w:val="20"/>
       <w:szCs w:val="20"/>
-      <w:color w:val="000000"/>
     </w:rPr>
   </w:style>
   <w:style w:default="1" w:styleId="DefaultParagraphFont" w:type="character">
@@ -23577,16 +23593,18 @@
     <w:uiPriority w:val="1"/>
     <w:semiHidden/>
     <w:unhideWhenUsed/>
-    <w:rPr>
-      <w:rFonts w:ascii="SF Pro Text" w:hAnsi="SF Pro Text" w:cs="SF Pro Text" w:eastAsia="SF Pro Text"/>
-      <w:color w:val="000000"/>
-    </w:rPr>
   </w:style>
   <w:style w:default="1" w:styleId="TableNormal" w:type="table">
     <w:name w:val="Normal Table"/>
     <w:uiPriority w:val="99"/>
     <w:semiHidden/>
     <w:unhideWhenUsed/>
+    <w:rPr>
+      <w:rFonts w:ascii="SF Pro Text" w:cs="SF Pro Text" w:eastAsia="SF Pro Text" w:hAnsi="SF Pro Text"/>
+      <w:b w:val="0"/>
+      <w:sz w:val="20"/>
+      <w:color w:val="000000"/>
+    </w:rPr>
     <w:tblPr>
       <w:tblInd w:type="dxa" w:w="0"/>
       <w:tblCellMar>
@@ -23596,20 +23614,12 @@
         <w:right w:type="dxa" w:w="108"/>
       </w:tblCellMar>
     </w:tblPr>
-    <w:rPr>
-      <w:rFonts w:ascii="SF Pro Text" w:hAnsi="SF Pro Text" w:cs="SF Pro Text" w:eastAsia="SF Pro Text"/>
-      <w:color w:val="000000"/>
-    </w:rPr>
   </w:style>
   <w:style w:default="1" w:styleId="NoList" w:type="numbering">
     <w:name w:val="No List"/>
     <w:uiPriority w:val="99"/>
     <w:semiHidden/>
     <w:unhideWhenUsed/>
-    <w:rPr>
-      <w:rFonts w:ascii="SF Pro Text" w:hAnsi="SF Pro Text" w:cs="SF Pro Text" w:eastAsia="SF Pro Text"/>
-      <w:color w:val="000000"/>
-    </w:rPr>
   </w:style>
   <w:style w:styleId="NoSpacing" w:type="paragraph">
     <w:name w:val="No Spacing"/>
@@ -23619,10 +23629,6 @@
     <w:pPr>
       <w:spacing w:after="0" w:line="240" w:lineRule="auto"/>
     </w:pPr>
-    <w:rPr>
-      <w:rFonts w:ascii="SF Pro Text" w:hAnsi="SF Pro Text" w:cs="SF Pro Text" w:eastAsia="SF Pro Text"/>
-      <w:color w:val="000000"/>
-    </w:rPr>
   </w:style>
   <w:style w:customStyle="1" w:styleId="Heading1Char" w:type="character">
     <w:name w:val="Heading 1 Char"/>
@@ -23631,12 +23637,12 @@
     <w:uiPriority w:val="9"/>
     <w:rsid w:val="00FC693F"/>
     <w:rPr>
-      <w:rFonts w:asciiTheme="majorHAnsi" w:cstheme="majorBidi" w:eastAsiaTheme="majorEastAsia" w:hAnsiTheme="majorHAnsi" w:ascii="SF Pro Display" w:hAnsi="SF Pro Display" w:cs="SF Pro Display" w:eastAsia="SF Pro Display"/>
+      <w:rFonts w:asciiTheme="majorHAnsi" w:cstheme="majorBidi" w:eastAsiaTheme="majorEastAsia" w:hAnsiTheme="majorHAnsi"/>
       <w:b/>
       <w:bCs/>
+      <w:color w:themeColor="accent1" w:themeShade="BF" w:val="365F91"/>
       <w:sz w:val="28"/>
       <w:szCs w:val="28"/>
-      <w:color w:val="000000"/>
     </w:rPr>
   </w:style>
   <w:style w:customStyle="1" w:styleId="Heading2Char" w:type="character">
@@ -23646,12 +23652,12 @@
     <w:uiPriority w:val="9"/>
     <w:rsid w:val="00FC693F"/>
     <w:rPr>
-      <w:rFonts w:asciiTheme="majorHAnsi" w:cstheme="majorBidi" w:eastAsiaTheme="majorEastAsia" w:hAnsiTheme="majorHAnsi" w:ascii="SF Pro Display" w:hAnsi="SF Pro Display" w:cs="SF Pro Display" w:eastAsia="SF Pro Display"/>
+      <w:rFonts w:asciiTheme="majorHAnsi" w:cstheme="majorBidi" w:eastAsiaTheme="majorEastAsia" w:hAnsiTheme="majorHAnsi"/>
       <w:b/>
       <w:bCs/>
+      <w:color w:themeColor="accent1" w:val="4F81BD"/>
       <w:sz w:val="26"/>
       <w:szCs w:val="26"/>
-      <w:color w:val="000000"/>
     </w:rPr>
   </w:style>
   <w:style w:customStyle="1" w:styleId="Heading3Char" w:type="character">
@@ -23661,10 +23667,10 @@
     <w:uiPriority w:val="9"/>
     <w:rsid w:val="00FC693F"/>
     <w:rPr>
-      <w:rFonts w:asciiTheme="majorHAnsi" w:cstheme="majorBidi" w:eastAsiaTheme="majorEastAsia" w:hAnsiTheme="majorHAnsi" w:ascii="SF Pro Display" w:hAnsi="SF Pro Display" w:cs="SF Pro Display" w:eastAsia="SF Pro Display"/>
+      <w:rFonts w:asciiTheme="majorHAnsi" w:cstheme="majorBidi" w:eastAsiaTheme="majorEastAsia" w:hAnsiTheme="majorHAnsi"/>
       <w:b/>
       <w:bCs/>
-      <w:color w:val="000000"/>
+      <w:color w:themeColor="accent1" w:val="4F81BD"/>
     </w:rPr>
   </w:style>
   <w:style w:styleId="Title" w:type="paragraph">
@@ -23679,11 +23685,11 @@
       <w:pBdr>
         <w:bottom w:color="4F81BD" w:space="4" w:sz="8" w:themeColor="accent1" w:val="single"/>
       </w:pBdr>
-      <w:spacing w:after="240" w:before="0" w:line="300" w:lineRule="auto"/>
+      <w:spacing w:after="300" w:line="240" w:lineRule="auto"/>
       <w:contextualSpacing/>
     </w:pPr>
     <w:rPr>
-      <w:rFonts w:ascii="SF Pro Display" w:asciiTheme="majorHAnsi" w:cs="SF Pro Display" w:cstheme="majorBidi" w:eastAsia="SF Pro Display" w:eastAsiaTheme="majorEastAsia" w:hAnsi="SF Pro Display" w:hAnsiTheme="majorHAnsi"/>
+      <w:rFonts w:ascii="SF Pro Display" w:cs="SF Pro Display" w:eastAsia="SF Pro Display" w:hAnsi="SF Pro Display"/>
       <w:b/>
       <w:spacing w:val="5"/>
       <w:kern w:val="28"/>
@@ -23699,12 +23705,12 @@
     <w:uiPriority w:val="10"/>
     <w:rsid w:val="00FC693F"/>
     <w:rPr>
-      <w:rFonts w:asciiTheme="majorHAnsi" w:cstheme="majorBidi" w:eastAsiaTheme="majorEastAsia" w:hAnsiTheme="majorHAnsi" w:ascii="SF Pro Text" w:hAnsi="SF Pro Text" w:cs="SF Pro Text" w:eastAsia="SF Pro Text"/>
+      <w:rFonts w:asciiTheme="majorHAnsi" w:cstheme="majorBidi" w:eastAsiaTheme="majorEastAsia" w:hAnsiTheme="majorHAnsi"/>
+      <w:color w:themeColor="text2" w:themeShade="BF" w:val="17365D"/>
       <w:spacing w:val="5"/>
       <w:kern w:val="28"/>
       <w:sz w:val="52"/>
       <w:szCs w:val="52"/>
-      <w:color w:val="000000"/>
     </w:rPr>
   </w:style>
   <w:style w:styleId="Subtitle" w:type="paragraph">
@@ -23721,13 +23727,13 @@
       </w:numPr>
     </w:pPr>
     <w:rPr>
-      <w:rFonts w:asciiTheme="majorHAnsi" w:cstheme="majorBidi" w:eastAsiaTheme="majorEastAsia" w:hAnsiTheme="majorHAnsi" w:ascii="SF Pro Display" w:hAnsi="SF Pro Display" w:cs="SF Pro Display" w:eastAsia="SF Pro Display"/>
+      <w:rFonts w:asciiTheme="majorHAnsi" w:cstheme="majorBidi" w:eastAsiaTheme="majorEastAsia" w:hAnsiTheme="majorHAnsi"/>
       <w:i/>
       <w:iCs/>
+      <w:color w:themeColor="accent1" w:val="4F81BD"/>
       <w:spacing w:val="15"/>
       <w:sz w:val="24"/>
       <w:szCs w:val="24"/>
-      <w:color w:val="000000"/>
     </w:rPr>
   </w:style>
   <w:style w:customStyle="1" w:styleId="SubtitleChar" w:type="character">
@@ -23737,13 +23743,13 @@
     <w:uiPriority w:val="11"/>
     <w:rsid w:val="00FC693F"/>
     <w:rPr>
-      <w:rFonts w:asciiTheme="majorHAnsi" w:cstheme="majorBidi" w:eastAsiaTheme="majorEastAsia" w:hAnsiTheme="majorHAnsi" w:ascii="SF Pro Text" w:hAnsi="SF Pro Text" w:cs="SF Pro Text" w:eastAsia="SF Pro Text"/>
+      <w:rFonts w:asciiTheme="majorHAnsi" w:cstheme="majorBidi" w:eastAsiaTheme="majorEastAsia" w:hAnsiTheme="majorHAnsi"/>
       <w:i/>
       <w:iCs/>
+      <w:color w:themeColor="accent1" w:val="4F81BD"/>
       <w:spacing w:val="15"/>
       <w:sz w:val="24"/>
       <w:szCs w:val="24"/>
-      <w:color w:val="000000"/>
     </w:rPr>
   </w:style>
   <w:style w:styleId="ListParagraph" w:type="paragraph">
@@ -23753,16 +23759,9 @@
     <w:qFormat/>
     <w:rsid w:val="00FC693F"/>
     <w:pPr>
-      <w:spacing w:after="80" w:before="0" w:line="300" w:lineRule="auto"/>
       <w:ind w:left="720"/>
       <w:contextualSpacing/>
     </w:pPr>
-    <w:rPr>
-      <w:rFonts w:ascii="SF Pro Text" w:cs="SF Pro Text" w:eastAsia="SF Pro Text" w:hAnsi="SF Pro Text"/>
-      <w:b w:val="0"/>
-      <w:sz w:val="22"/>
-      <w:color w:val="000000"/>
-    </w:rPr>
   </w:style>
   <w:style w:styleId="BodyText" w:type="paragraph">
     <w:name w:val="Body Text"/>
@@ -23774,10 +23773,6 @@
     <w:pPr>
       <w:spacing w:after="120"/>
     </w:pPr>
-    <w:rPr>
-      <w:rFonts w:ascii="SF Pro Text" w:hAnsi="SF Pro Text" w:cs="SF Pro Text" w:eastAsia="SF Pro Text"/>
-      <w:color w:val="000000"/>
-    </w:rPr>
   </w:style>
   <w:style w:customStyle="1" w:styleId="BodyTextChar" w:type="character">
     <w:name w:val="Body Text Char"/>
@@ -23785,10 +23780,6 @@
     <w:link w:val="BodyText"/>
     <w:uiPriority w:val="99"/>
     <w:rsid w:val="00AA1D8D"/>
-    <w:rPr>
-      <w:rFonts w:ascii="SF Pro Text" w:hAnsi="SF Pro Text" w:cs="SF Pro Text" w:eastAsia="SF Pro Text"/>
-      <w:color w:val="000000"/>
-    </w:rPr>
   </w:style>
   <w:style w:styleId="BodyText2" w:type="paragraph">
     <w:name w:val="Body Text 2"/>
@@ -23800,10 +23791,6 @@
     <w:pPr>
       <w:spacing w:after="120" w:line="480" w:lineRule="auto"/>
     </w:pPr>
-    <w:rPr>
-      <w:rFonts w:ascii="SF Pro Text" w:hAnsi="SF Pro Text" w:cs="SF Pro Text" w:eastAsia="SF Pro Text"/>
-      <w:color w:val="000000"/>
-    </w:rPr>
   </w:style>
   <w:style w:customStyle="1" w:styleId="BodyText2Char" w:type="character">
     <w:name w:val="Body Text 2 Char"/>
@@ -23811,10 +23798,6 @@
     <w:link w:val="BodyText2"/>
     <w:uiPriority w:val="99"/>
     <w:rsid w:val="00AA1D8D"/>
-    <w:rPr>
-      <w:rFonts w:ascii="SF Pro Text" w:hAnsi="SF Pro Text" w:cs="SF Pro Text" w:eastAsia="SF Pro Text"/>
-      <w:color w:val="000000"/>
-    </w:rPr>
   </w:style>
   <w:style w:styleId="BodyText3" w:type="paragraph">
     <w:name w:val="Body Text 3"/>
@@ -23827,10 +23810,8 @@
       <w:spacing w:after="120"/>
     </w:pPr>
     <w:rPr>
-      <w:rFonts w:ascii="SF Pro Text" w:hAnsi="SF Pro Text" w:cs="SF Pro Text" w:eastAsia="SF Pro Text"/>
       <w:sz w:val="16"/>
       <w:szCs w:val="16"/>
-      <w:color w:val="000000"/>
     </w:rPr>
   </w:style>
   <w:style w:customStyle="1" w:styleId="BodyText3Char" w:type="character">
@@ -23840,10 +23821,8 @@
     <w:uiPriority w:val="99"/>
     <w:rsid w:val="00AA1D8D"/>
     <w:rPr>
-      <w:rFonts w:ascii="SF Pro Text" w:hAnsi="SF Pro Text" w:cs="SF Pro Text" w:eastAsia="SF Pro Text"/>
       <w:sz w:val="16"/>
       <w:szCs w:val="16"/>
-      <w:color w:val="000000"/>
     </w:rPr>
   </w:style>
   <w:style w:styleId="List" w:type="paragraph">
@@ -23856,10 +23835,6 @@
       <w:ind w:hanging="360" w:left="360"/>
       <w:contextualSpacing/>
     </w:pPr>
-    <w:rPr>
-      <w:rFonts w:ascii="SF Pro Text" w:hAnsi="SF Pro Text" w:cs="SF Pro Text" w:eastAsia="SF Pro Text"/>
-      <w:color w:val="000000"/>
-    </w:rPr>
   </w:style>
   <w:style w:styleId="List2" w:type="paragraph">
     <w:name w:val="List 2"/>
@@ -23871,10 +23846,6 @@
       <w:ind w:hanging="360" w:left="720"/>
       <w:contextualSpacing/>
     </w:pPr>
-    <w:rPr>
-      <w:rFonts w:ascii="SF Pro Text" w:hAnsi="SF Pro Text" w:cs="SF Pro Text" w:eastAsia="SF Pro Text"/>
-      <w:color w:val="000000"/>
-    </w:rPr>
   </w:style>
   <w:style w:styleId="List3" w:type="paragraph">
     <w:name w:val="List 3"/>
@@ -23886,10 +23857,6 @@
       <w:ind w:hanging="360" w:left="1080"/>
       <w:contextualSpacing/>
     </w:pPr>
-    <w:rPr>
-      <w:rFonts w:ascii="SF Pro Text" w:hAnsi="SF Pro Text" w:cs="SF Pro Text" w:eastAsia="SF Pro Text"/>
-      <w:color w:val="000000"/>
-    </w:rPr>
   </w:style>
   <w:style w:styleId="ListBullet" w:type="paragraph">
     <w:name w:val="List Bullet"/>
@@ -23901,15 +23868,8 @@
       <w:numPr>
         <w:numId w:val="1"/>
       </w:numPr>
-      <w:spacing w:after="80" w:before="0" w:line="300" w:lineRule="auto"/>
       <w:contextualSpacing/>
     </w:pPr>
-    <w:rPr>
-      <w:rFonts w:ascii="SF Pro Text" w:cs="SF Pro Text" w:eastAsia="SF Pro Text" w:hAnsi="SF Pro Text"/>
-      <w:b w:val="0"/>
-      <w:sz w:val="22"/>
-      <w:color w:val="000000"/>
-    </w:rPr>
   </w:style>
   <w:style w:styleId="ListBullet2" w:type="paragraph">
     <w:name w:val="List Bullet 2"/>
@@ -23923,10 +23883,6 @@
       </w:numPr>
       <w:contextualSpacing/>
     </w:pPr>
-    <w:rPr>
-      <w:rFonts w:ascii="SF Pro Text" w:hAnsi="SF Pro Text" w:cs="SF Pro Text" w:eastAsia="SF Pro Text"/>
-      <w:color w:val="000000"/>
-    </w:rPr>
   </w:style>
   <w:style w:styleId="ListBullet3" w:type="paragraph">
     <w:name w:val="List Bullet 3"/>
@@ -23940,10 +23896,6 @@
       </w:numPr>
       <w:contextualSpacing/>
     </w:pPr>
-    <w:rPr>
-      <w:rFonts w:ascii="SF Pro Text" w:hAnsi="SF Pro Text" w:cs="SF Pro Text" w:eastAsia="SF Pro Text"/>
-      <w:color w:val="000000"/>
-    </w:rPr>
   </w:style>
   <w:style w:styleId="ListNumber" w:type="paragraph">
     <w:name w:val="List Number"/>
@@ -23955,15 +23907,8 @@
       <w:numPr>
         <w:numId w:val="5"/>
       </w:numPr>
-      <w:spacing w:after="80" w:before="0" w:line="300" w:lineRule="auto"/>
       <w:contextualSpacing/>
     </w:pPr>
-    <w:rPr>
-      <w:rFonts w:ascii="SF Pro Text" w:cs="SF Pro Text" w:eastAsia="SF Pro Text" w:hAnsi="SF Pro Text"/>
-      <w:b w:val="0"/>
-      <w:sz w:val="22"/>
-      <w:color w:val="000000"/>
-    </w:rPr>
   </w:style>
   <w:style w:styleId="ListNumber2" w:type="paragraph">
     <w:name w:val="List Number 2"/>
@@ -23977,10 +23922,6 @@
       </w:numPr>
       <w:contextualSpacing/>
     </w:pPr>
-    <w:rPr>
-      <w:rFonts w:ascii="SF Pro Text" w:hAnsi="SF Pro Text" w:cs="SF Pro Text" w:eastAsia="SF Pro Text"/>
-      <w:color w:val="000000"/>
-    </w:rPr>
   </w:style>
   <w:style w:styleId="ListNumber3" w:type="paragraph">
     <w:name w:val="List Number 3"/>
@@ -23994,10 +23935,6 @@
       </w:numPr>
       <w:contextualSpacing/>
     </w:pPr>
-    <w:rPr>
-      <w:rFonts w:ascii="SF Pro Text" w:hAnsi="SF Pro Text" w:cs="SF Pro Text" w:eastAsia="SF Pro Text"/>
-      <w:color w:val="000000"/>
-    </w:rPr>
   </w:style>
   <w:style w:styleId="ListContinue" w:type="paragraph">
     <w:name w:val="List Continue"/>
@@ -24010,10 +23947,6 @@
       <w:ind w:left="360"/>
       <w:contextualSpacing/>
     </w:pPr>
-    <w:rPr>
-      <w:rFonts w:ascii="SF Pro Text" w:hAnsi="SF Pro Text" w:cs="SF Pro Text" w:eastAsia="SF Pro Text"/>
-      <w:color w:val="000000"/>
-    </w:rPr>
   </w:style>
   <w:style w:styleId="ListContinue2" w:type="paragraph">
     <w:name w:val="List Continue 2"/>
@@ -24026,10 +23959,6 @@
       <w:ind w:left="720"/>
       <w:contextualSpacing/>
     </w:pPr>
-    <w:rPr>
-      <w:rFonts w:ascii="SF Pro Text" w:hAnsi="SF Pro Text" w:cs="SF Pro Text" w:eastAsia="SF Pro Text"/>
-      <w:color w:val="000000"/>
-    </w:rPr>
   </w:style>
   <w:style w:styleId="ListContinue3" w:type="paragraph">
     <w:name w:val="List Continue 3"/>
@@ -24042,10 +23971,6 @@
       <w:ind w:left="1080"/>
       <w:contextualSpacing/>
     </w:pPr>
-    <w:rPr>
-      <w:rFonts w:ascii="SF Pro Text" w:hAnsi="SF Pro Text" w:cs="SF Pro Text" w:eastAsia="SF Pro Text"/>
-      <w:color w:val="000000"/>
-    </w:rPr>
   </w:style>
   <w:style w:styleId="MacroText" w:type="paragraph">
     <w:name w:val="macro"/>
@@ -24065,10 +23990,9 @@
       </w:tabs>
     </w:pPr>
     <w:rPr>
-      <w:rFonts w:ascii="SF Pro Text" w:hAnsi="SF Pro Text" w:cs="SF Pro Text" w:eastAsia="SF Pro Text"/>
+      <w:rFonts w:ascii="Courier" w:hAnsi="Courier"/>
       <w:sz w:val="20"/>
       <w:szCs w:val="20"/>
-      <w:color w:val="000000"/>
     </w:rPr>
   </w:style>
   <w:style w:customStyle="1" w:styleId="MacroTextChar" w:type="character">
@@ -24078,10 +24002,9 @@
     <w:uiPriority w:val="99"/>
     <w:rsid w:val="0029639D"/>
     <w:rPr>
-      <w:rFonts w:ascii="SF Pro Text" w:hAnsi="SF Pro Text" w:cs="SF Pro Text" w:eastAsia="SF Pro Text"/>
+      <w:rFonts w:ascii="Courier" w:hAnsi="Courier"/>
       <w:sz w:val="20"/>
       <w:szCs w:val="20"/>
-      <w:color w:val="000000"/>
     </w:rPr>
   </w:style>
   <w:style w:styleId="Quote" w:type="paragraph">
@@ -24093,10 +24016,9 @@
     <w:qFormat/>
     <w:rsid w:val="00FC693F"/>
     <w:rPr>
-      <w:rFonts w:ascii="SF Pro Text" w:hAnsi="SF Pro Text" w:cs="SF Pro Text" w:eastAsia="SF Pro Text"/>
       <w:i/>
       <w:iCs/>
-      <w:color w:val="000000"/>
+      <w:color w:themeColor="text1" w:val="000000"/>
     </w:rPr>
   </w:style>
   <w:style w:customStyle="1" w:styleId="QuoteChar" w:type="character">
@@ -24106,10 +24028,9 @@
     <w:uiPriority w:val="29"/>
     <w:rsid w:val="00FC693F"/>
     <w:rPr>
-      <w:rFonts w:ascii="SF Pro Text" w:hAnsi="SF Pro Text" w:cs="SF Pro Text" w:eastAsia="SF Pro Text"/>
       <w:i/>
       <w:iCs/>
-      <w:color w:val="000000"/>
+      <w:color w:themeColor="text1" w:val="000000"/>
     </w:rPr>
   </w:style>
   <w:style w:customStyle="1" w:styleId="Heading4Char" w:type="character">
@@ -24120,12 +24041,12 @@
     <w:semiHidden/>
     <w:rsid w:val="00FC693F"/>
     <w:rPr>
-      <w:rFonts w:asciiTheme="majorHAnsi" w:cstheme="majorBidi" w:eastAsiaTheme="majorEastAsia" w:hAnsiTheme="majorHAnsi" w:ascii="SF Pro Display" w:hAnsi="SF Pro Display" w:cs="SF Pro Display" w:eastAsia="SF Pro Display"/>
+      <w:rFonts w:asciiTheme="majorHAnsi" w:cstheme="majorBidi" w:eastAsiaTheme="majorEastAsia" w:hAnsiTheme="majorHAnsi"/>
       <w:b/>
       <w:bCs/>
       <w:i/>
       <w:iCs/>
-      <w:color w:val="000000"/>
+      <w:color w:themeColor="accent1" w:val="4F81BD"/>
     </w:rPr>
   </w:style>
   <w:style w:customStyle="1" w:styleId="Heading5Char" w:type="character">
@@ -24136,8 +24057,8 @@
     <w:semiHidden/>
     <w:rsid w:val="00FC693F"/>
     <w:rPr>
-      <w:rFonts w:asciiTheme="majorHAnsi" w:cstheme="majorBidi" w:eastAsiaTheme="majorEastAsia" w:hAnsiTheme="majorHAnsi" w:ascii="SF Pro Display" w:hAnsi="SF Pro Display" w:cs="SF Pro Display" w:eastAsia="SF Pro Display"/>
-      <w:color w:val="000000"/>
+      <w:rFonts w:asciiTheme="majorHAnsi" w:cstheme="majorBidi" w:eastAsiaTheme="majorEastAsia" w:hAnsiTheme="majorHAnsi"/>
+      <w:color w:themeColor="accent1" w:themeShade="7F" w:val="243F60"/>
     </w:rPr>
   </w:style>
   <w:style w:customStyle="1" w:styleId="Heading6Char" w:type="character">
@@ -24148,10 +24069,10 @@
     <w:semiHidden/>
     <w:rsid w:val="00FC693F"/>
     <w:rPr>
-      <w:rFonts w:asciiTheme="majorHAnsi" w:cstheme="majorBidi" w:eastAsiaTheme="majorEastAsia" w:hAnsiTheme="majorHAnsi" w:ascii="SF Pro Display" w:hAnsi="SF Pro Display" w:cs="SF Pro Display" w:eastAsia="SF Pro Display"/>
+      <w:rFonts w:asciiTheme="majorHAnsi" w:cstheme="majorBidi" w:eastAsiaTheme="majorEastAsia" w:hAnsiTheme="majorHAnsi"/>
       <w:i/>
       <w:iCs/>
-      <w:color w:val="000000"/>
+      <w:color w:themeColor="accent1" w:themeShade="7F" w:val="243F60"/>
     </w:rPr>
   </w:style>
   <w:style w:customStyle="1" w:styleId="Heading7Char" w:type="character">
@@ -24162,10 +24083,10 @@
     <w:semiHidden/>
     <w:rsid w:val="00FC693F"/>
     <w:rPr>
-      <w:rFonts w:asciiTheme="majorHAnsi" w:cstheme="majorBidi" w:eastAsiaTheme="majorEastAsia" w:hAnsiTheme="majorHAnsi" w:ascii="SF Pro Display" w:hAnsi="SF Pro Display" w:cs="SF Pro Display" w:eastAsia="SF Pro Display"/>
+      <w:rFonts w:asciiTheme="majorHAnsi" w:cstheme="majorBidi" w:eastAsiaTheme="majorEastAsia" w:hAnsiTheme="majorHAnsi"/>
       <w:i/>
       <w:iCs/>
-      <w:color w:val="000000"/>
+      <w:color w:themeColor="text1" w:themeTint="BF" w:val="404040"/>
     </w:rPr>
   </w:style>
   <w:style w:customStyle="1" w:styleId="Heading8Char" w:type="character">
@@ -24176,10 +24097,10 @@
     <w:semiHidden/>
     <w:rsid w:val="00FC693F"/>
     <w:rPr>
-      <w:rFonts w:asciiTheme="majorHAnsi" w:cstheme="majorBidi" w:eastAsiaTheme="majorEastAsia" w:hAnsiTheme="majorHAnsi" w:ascii="SF Pro Display" w:hAnsi="SF Pro Display" w:cs="SF Pro Display" w:eastAsia="SF Pro Display"/>
+      <w:rFonts w:asciiTheme="majorHAnsi" w:cstheme="majorBidi" w:eastAsiaTheme="majorEastAsia" w:hAnsiTheme="majorHAnsi"/>
+      <w:color w:themeColor="accent1" w:val="4F81BD"/>
       <w:sz w:val="20"/>
       <w:szCs w:val="20"/>
-      <w:color w:val="000000"/>
     </w:rPr>
   </w:style>
   <w:style w:customStyle="1" w:styleId="Heading9Char" w:type="character">
@@ -24190,12 +24111,12 @@
     <w:semiHidden/>
     <w:rsid w:val="00FC693F"/>
     <w:rPr>
-      <w:rFonts w:asciiTheme="majorHAnsi" w:cstheme="majorBidi" w:eastAsiaTheme="majorEastAsia" w:hAnsiTheme="majorHAnsi" w:ascii="SF Pro Display" w:hAnsi="SF Pro Display" w:cs="SF Pro Display" w:eastAsia="SF Pro Display"/>
+      <w:rFonts w:asciiTheme="majorHAnsi" w:cstheme="majorBidi" w:eastAsiaTheme="majorEastAsia" w:hAnsiTheme="majorHAnsi"/>
       <w:i/>
       <w:iCs/>
+      <w:color w:themeColor="text1" w:themeTint="BF" w:val="404040"/>
       <w:sz w:val="20"/>
       <w:szCs w:val="20"/>
-      <w:color w:val="000000"/>
     </w:rPr>
   </w:style>
   <w:style w:styleId="Caption" w:type="paragraph">
@@ -24211,12 +24132,11 @@
       <w:spacing w:line="240" w:lineRule="auto"/>
     </w:pPr>
     <w:rPr>
-      <w:rFonts w:ascii="SF Pro Text" w:hAnsi="SF Pro Text" w:cs="SF Pro Text" w:eastAsia="SF Pro Text"/>
       <w:b/>
       <w:bCs/>
+      <w:color w:themeColor="accent1" w:val="4F81BD"/>
       <w:sz w:val="18"/>
       <w:szCs w:val="18"/>
-      <w:color w:val="000000"/>
     </w:rPr>
   </w:style>
   <w:style w:styleId="Strong" w:type="character">
@@ -24226,10 +24146,8 @@
     <w:qFormat/>
     <w:rsid w:val="00FC693F"/>
     <w:rPr>
-      <w:rFonts w:ascii="SF Pro Text" w:hAnsi="SF Pro Text" w:cs="SF Pro Text" w:eastAsia="SF Pro Text"/>
       <w:b/>
       <w:bCs/>
-      <w:color w:val="000000"/>
     </w:rPr>
   </w:style>
   <w:style w:styleId="Emphasis" w:type="character">
@@ -24239,10 +24157,8 @@
     <w:qFormat/>
     <w:rsid w:val="00FC693F"/>
     <w:rPr>
-      <w:rFonts w:ascii="SF Pro Text" w:hAnsi="SF Pro Text" w:cs="SF Pro Text" w:eastAsia="SF Pro Text"/>
       <w:i/>
       <w:iCs/>
-      <w:color w:val="000000"/>
     </w:rPr>
   </w:style>
   <w:style w:styleId="IntenseQuote" w:type="paragraph">
@@ -24261,12 +24177,11 @@
       <w:ind w:left="936" w:right="936"/>
     </w:pPr>
     <w:rPr>
-      <w:rFonts w:ascii="SF Pro Text" w:hAnsi="SF Pro Text" w:cs="SF Pro Text" w:eastAsia="SF Pro Text"/>
       <w:b/>
       <w:bCs/>
       <w:i/>
       <w:iCs/>
-      <w:color w:val="000000"/>
+      <w:color w:themeColor="accent1" w:val="4F81BD"/>
     </w:rPr>
   </w:style>
   <w:style w:customStyle="1" w:styleId="IntenseQuoteChar" w:type="character">
@@ -24276,12 +24191,11 @@
     <w:uiPriority w:val="30"/>
     <w:rsid w:val="00FC693F"/>
     <w:rPr>
-      <w:rFonts w:ascii="SF Pro Text" w:hAnsi="SF Pro Text" w:cs="SF Pro Text" w:eastAsia="SF Pro Text"/>
       <w:b/>
       <w:bCs/>
       <w:i/>
       <w:iCs/>
-      <w:color w:val="000000"/>
+      <w:color w:themeColor="accent1" w:val="4F81BD"/>
     </w:rPr>
   </w:style>
   <w:style w:styleId="SubtleEmphasis" w:type="character">
@@ -24291,10 +24205,9 @@
     <w:qFormat/>
     <w:rsid w:val="00FC693F"/>
     <w:rPr>
-      <w:rFonts w:ascii="SF Pro Text" w:hAnsi="SF Pro Text" w:cs="SF Pro Text" w:eastAsia="SF Pro Text"/>
       <w:i/>
       <w:iCs/>
-      <w:color w:val="000000"/>
+      <w:color w:themeColor="text1" w:themeTint="7F" w:val="808080"/>
     </w:rPr>
   </w:style>
   <w:style w:styleId="IntenseEmphasis" w:type="character">
@@ -24304,12 +24217,11 @@
     <w:qFormat/>
     <w:rsid w:val="00FC693F"/>
     <w:rPr>
-      <w:rFonts w:ascii="SF Pro Text" w:hAnsi="SF Pro Text" w:cs="SF Pro Text" w:eastAsia="SF Pro Text"/>
       <w:b/>
       <w:bCs/>
       <w:i/>
       <w:iCs/>
-      <w:color w:val="000000"/>
+      <w:color w:themeColor="accent1" w:val="4F81BD"/>
     </w:rPr>
   </w:style>
   <w:style w:styleId="SubtleReference" w:type="character">
@@ -24319,10 +24231,9 @@
     <w:qFormat/>
     <w:rsid w:val="00FC693F"/>
     <w:rPr>
-      <w:rFonts w:ascii="SF Pro Text" w:hAnsi="SF Pro Text" w:cs="SF Pro Text" w:eastAsia="SF Pro Text"/>
       <w:smallCaps/>
+      <w:color w:themeColor="accent2" w:val="C0504D"/>
       <w:u w:val="single"/>
-      <w:color w:val="000000"/>
     </w:rPr>
   </w:style>
   <w:style w:styleId="IntenseReference" w:type="character">
@@ -24332,13 +24243,12 @@
     <w:qFormat/>
     <w:rsid w:val="00FC693F"/>
     <w:rPr>
-      <w:rFonts w:ascii="SF Pro Text" w:hAnsi="SF Pro Text" w:cs="SF Pro Text" w:eastAsia="SF Pro Text"/>
       <w:b/>
       <w:bCs/>
       <w:smallCaps/>
+      <w:color w:themeColor="accent2" w:val="C0504D"/>
       <w:spacing w:val="5"/>
       <w:u w:val="single"/>
-      <w:color w:val="000000"/>
     </w:rPr>
   </w:style>
   <w:style w:styleId="BookTitle" w:type="character">
@@ -24348,12 +24258,10 @@
     <w:qFormat/>
     <w:rsid w:val="00FC693F"/>
     <w:rPr>
-      <w:rFonts w:ascii="SF Pro Text" w:hAnsi="SF Pro Text" w:cs="SF Pro Text" w:eastAsia="SF Pro Text"/>
       <w:b/>
       <w:bCs/>
       <w:smallCaps/>
       <w:spacing w:val="5"/>
-      <w:color w:val="000000"/>
     </w:rPr>
   </w:style>
   <w:style w:styleId="TOCHeading" w:type="paragraph">
@@ -24368,10 +24276,6 @@
     <w:pPr>
       <w:outlineLvl w:val="9"/>
     </w:pPr>
-    <w:rPr>
-      <w:rFonts w:ascii="SF Pro Text" w:hAnsi="SF Pro Text" w:cs="SF Pro Text" w:eastAsia="SF Pro Text"/>
-      <w:color w:val="000000"/>
-    </w:rPr>
   </w:style>
   <w:style w:styleId="TableGrid" w:type="table">
     <w:name w:val="Table Grid"/>
@@ -24383,6 +24287,7 @@
     </w:pPr>
     <w:rPr>
       <w:rFonts w:ascii="SF Pro Text" w:cs="SF Pro Text" w:eastAsia="SF Pro Text" w:hAnsi="SF Pro Text"/>
+      <w:b w:val="0"/>
       <w:sz w:val="20"/>
       <w:color w:val="000000"/>
     </w:rPr>
@@ -24413,8 +24318,7 @@
       <w:spacing w:after="0" w:line="240" w:lineRule="auto"/>
     </w:pPr>
     <w:rPr>
-      <w:rFonts w:ascii="SF Pro Text" w:hAnsi="SF Pro Text" w:cs="SF Pro Text" w:eastAsia="SF Pro Text"/>
-      <w:color w:val="000000"/>
+      <w:color w:themeColor="text1" w:themeShade="BF" w:val="000000"/>
     </w:rPr>
     <w:tblPr>
       <w:tblStyleRowBandSize w:val="1"/>
@@ -24517,8 +24421,7 @@
       <w:spacing w:after="0" w:line="240" w:lineRule="auto"/>
     </w:pPr>
     <w:rPr>
-      <w:rFonts w:ascii="SF Pro Text" w:hAnsi="SF Pro Text" w:cs="SF Pro Text" w:eastAsia="SF Pro Text"/>
-      <w:color w:val="000000"/>
+      <w:color w:themeColor="accent1" w:themeShade="BF" w:val="365F91"/>
     </w:rPr>
     <w:tblPr>
       <w:tblStyleRowBandSize w:val="1"/>
@@ -24621,8 +24524,7 @@
       <w:spacing w:after="0" w:line="240" w:lineRule="auto"/>
     </w:pPr>
     <w:rPr>
-      <w:rFonts w:ascii="SF Pro Text" w:hAnsi="SF Pro Text" w:cs="SF Pro Text" w:eastAsia="SF Pro Text"/>
-      <w:color w:val="000000"/>
+      <w:color w:themeColor="accent2" w:themeShade="BF" w:val="943634"/>
     </w:rPr>
     <w:tblPr>
       <w:tblStyleRowBandSize w:val="1"/>
@@ -24725,8 +24627,7 @@
       <w:spacing w:after="0" w:line="240" w:lineRule="auto"/>
     </w:pPr>
     <w:rPr>
-      <w:rFonts w:ascii="SF Pro Text" w:hAnsi="SF Pro Text" w:cs="SF Pro Text" w:eastAsia="SF Pro Text"/>
-      <w:color w:val="000000"/>
+      <w:color w:themeColor="accent3" w:themeShade="BF" w:val="76923C"/>
     </w:rPr>
     <w:tblPr>
       <w:tblStyleRowBandSize w:val="1"/>
@@ -24829,8 +24730,7 @@
       <w:spacing w:after="0" w:line="240" w:lineRule="auto"/>
     </w:pPr>
     <w:rPr>
-      <w:rFonts w:ascii="SF Pro Text" w:hAnsi="SF Pro Text" w:cs="SF Pro Text" w:eastAsia="SF Pro Text"/>
-      <w:color w:val="000000"/>
+      <w:color w:themeColor="accent4" w:themeShade="BF" w:val="5F497A"/>
     </w:rPr>
     <w:tblPr>
       <w:tblStyleRowBandSize w:val="1"/>
@@ -24933,8 +24833,7 @@
       <w:spacing w:after="0" w:line="240" w:lineRule="auto"/>
     </w:pPr>
     <w:rPr>
-      <w:rFonts w:ascii="SF Pro Text" w:hAnsi="SF Pro Text" w:cs="SF Pro Text" w:eastAsia="SF Pro Text"/>
-      <w:color w:val="000000"/>
+      <w:color w:themeColor="accent5" w:themeShade="BF" w:val="31849B"/>
     </w:rPr>
     <w:tblPr>
       <w:tblStyleRowBandSize w:val="1"/>
@@ -25037,8 +24936,7 @@
       <w:spacing w:after="0" w:line="240" w:lineRule="auto"/>
     </w:pPr>
     <w:rPr>
-      <w:rFonts w:ascii="SF Pro Text" w:hAnsi="SF Pro Text" w:cs="SF Pro Text" w:eastAsia="SF Pro Text"/>
-      <w:color w:val="000000"/>
+      <w:color w:themeColor="accent6" w:themeShade="BF" w:val="E36C0A"/>
     </w:rPr>
     <w:tblPr>
       <w:tblStyleRowBandSize w:val="1"/>
@@ -25223,10 +25121,6 @@
         </w:tcBorders>
       </w:tcPr>
     </w:tblStylePr>
-    <w:rPr>
-      <w:rFonts w:ascii="SF Pro Text" w:hAnsi="SF Pro Text" w:cs="SF Pro Text" w:eastAsia="SF Pro Text"/>
-      <w:color w:val="000000"/>
-    </w:rPr>
   </w:style>
   <w:style w:styleId="LightList-Accent1" w:type="table">
     <w:name w:val="Light List Accent 1"/>
@@ -25319,10 +25213,6 @@
         </w:tcBorders>
       </w:tcPr>
     </w:tblStylePr>
-    <w:rPr>
-      <w:rFonts w:ascii="SF Pro Text" w:hAnsi="SF Pro Text" w:cs="SF Pro Text" w:eastAsia="SF Pro Text"/>
-      <w:color w:val="000000"/>
-    </w:rPr>
   </w:style>
   <w:style w:styleId="LightList-Accent2" w:type="table">
     <w:name w:val="Light List Accent 2"/>
@@ -25415,10 +25305,6 @@
         </w:tcBorders>
       </w:tcPr>
     </w:tblStylePr>
-    <w:rPr>
-      <w:rFonts w:ascii="SF Pro Text" w:hAnsi="SF Pro Text" w:cs="SF Pro Text" w:eastAsia="SF Pro Text"/>
-      <w:color w:val="000000"/>
-    </w:rPr>
   </w:style>
   <w:style w:styleId="LightList-Accent3" w:type="table">
     <w:name w:val="Light List Accent 3"/>
@@ -25511,10 +25397,6 @@
         </w:tcBorders>
       </w:tcPr>
     </w:tblStylePr>
-    <w:rPr>
-      <w:rFonts w:ascii="SF Pro Text" w:hAnsi="SF Pro Text" w:cs="SF Pro Text" w:eastAsia="SF Pro Text"/>
-      <w:color w:val="000000"/>
-    </w:rPr>
   </w:style>
   <w:style w:styleId="LightList-Accent4" w:type="table">
     <w:name w:val="Light List Accent 4"/>
@@ -25607,10 +25489,6 @@
         </w:tcBorders>
       </w:tcPr>
     </w:tblStylePr>
-    <w:rPr>
-      <w:rFonts w:ascii="SF Pro Text" w:hAnsi="SF Pro Text" w:cs="SF Pro Text" w:eastAsia="SF Pro Text"/>
-      <w:color w:val="000000"/>
-    </w:rPr>
   </w:style>
   <w:style w:styleId="LightList-Accent5" w:type="table">
     <w:name w:val="Light List Accent 5"/>
@@ -25703,10 +25581,6 @@
         </w:tcBorders>
       </w:tcPr>
     </w:tblStylePr>
-    <w:rPr>
-      <w:rFonts w:ascii="SF Pro Text" w:hAnsi="SF Pro Text" w:cs="SF Pro Text" w:eastAsia="SF Pro Text"/>
-      <w:color w:val="000000"/>
-    </w:rPr>
   </w:style>
   <w:style w:styleId="LightList-Accent6" w:type="table">
     <w:name w:val="Light List Accent 6"/>
@@ -25799,10 +25673,6 @@
         </w:tcBorders>
       </w:tcPr>
     </w:tblStylePr>
-    <w:rPr>
-      <w:rFonts w:ascii="SF Pro Text" w:hAnsi="SF Pro Text" w:cs="SF Pro Text" w:eastAsia="SF Pro Text"/>
-      <w:color w:val="000000"/>
-    </w:rPr>
   </w:style>
   <w:style w:styleId="LightGrid" w:type="table">
     <w:name w:val="Light Grid"/>
@@ -25933,10 +25803,6 @@
         </w:tcBorders>
       </w:tcPr>
     </w:tblStylePr>
-    <w:rPr>
-      <w:rFonts w:ascii="SF Pro Text" w:hAnsi="SF Pro Text" w:cs="SF Pro Text" w:eastAsia="SF Pro Text"/>
-      <w:color w:val="000000"/>
-    </w:rPr>
   </w:style>
   <w:style w:styleId="LightGrid-Accent1" w:type="table">
     <w:name w:val="Light Grid Accent 1"/>
@@ -26067,10 +25933,6 @@
         </w:tcBorders>
       </w:tcPr>
     </w:tblStylePr>
-    <w:rPr>
-      <w:rFonts w:ascii="SF Pro Text" w:hAnsi="SF Pro Text" w:cs="SF Pro Text" w:eastAsia="SF Pro Text"/>
-      <w:color w:val="000000"/>
-    </w:rPr>
   </w:style>
   <w:style w:styleId="LightGrid-Accent2" w:type="table">
     <w:name w:val="Light Grid Accent 2"/>
@@ -26201,10 +26063,6 @@
         </w:tcBorders>
       </w:tcPr>
     </w:tblStylePr>
-    <w:rPr>
-      <w:rFonts w:ascii="SF Pro Text" w:hAnsi="SF Pro Text" w:cs="SF Pro Text" w:eastAsia="SF Pro Text"/>
-      <w:color w:val="000000"/>
-    </w:rPr>
   </w:style>
   <w:style w:styleId="LightGrid-Accent3" w:type="table">
     <w:name w:val="Light Grid Accent 3"/>
@@ -26335,10 +26193,6 @@
         </w:tcBorders>
       </w:tcPr>
     </w:tblStylePr>
-    <w:rPr>
-      <w:rFonts w:ascii="SF Pro Text" w:hAnsi="SF Pro Text" w:cs="SF Pro Text" w:eastAsia="SF Pro Text"/>
-      <w:color w:val="000000"/>
-    </w:rPr>
   </w:style>
   <w:style w:styleId="LightGrid-Accent4" w:type="table">
     <w:name w:val="Light Grid Accent 4"/>
@@ -26469,10 +26323,6 @@
         </w:tcBorders>
       </w:tcPr>
     </w:tblStylePr>
-    <w:rPr>
-      <w:rFonts w:ascii="SF Pro Text" w:hAnsi="SF Pro Text" w:cs="SF Pro Text" w:eastAsia="SF Pro Text"/>
-      <w:color w:val="000000"/>
-    </w:rPr>
   </w:style>
   <w:style w:styleId="LightGrid-Accent5" w:type="table">
     <w:name w:val="Light Grid Accent 5"/>
@@ -26603,10 +26453,6 @@
         </w:tcBorders>
       </w:tcPr>
     </w:tblStylePr>
-    <w:rPr>
-      <w:rFonts w:ascii="SF Pro Text" w:hAnsi="SF Pro Text" w:cs="SF Pro Text" w:eastAsia="SF Pro Text"/>
-      <w:color w:val="000000"/>
-    </w:rPr>
   </w:style>
   <w:style w:styleId="LightGrid-Accent6" w:type="table">
     <w:name w:val="Light Grid Accent 6"/>
@@ -26737,10 +26583,6 @@
         </w:tcBorders>
       </w:tcPr>
     </w:tblStylePr>
-    <w:rPr>
-      <w:rFonts w:ascii="SF Pro Text" w:hAnsi="SF Pro Text" w:cs="SF Pro Text" w:eastAsia="SF Pro Text"/>
-      <w:color w:val="000000"/>
-    </w:rPr>
   </w:style>
   <w:style w:styleId="MediumShading1" w:type="table">
     <w:name w:val="Medium Shading 1"/>
@@ -26847,10 +26689,6 @@
         </w:tcBorders>
       </w:tcPr>
     </w:tblStylePr>
-    <w:rPr>
-      <w:rFonts w:ascii="SF Pro Text" w:hAnsi="SF Pro Text" w:cs="SF Pro Text" w:eastAsia="SF Pro Text"/>
-      <w:color w:val="000000"/>
-    </w:rPr>
   </w:style>
   <w:style w:styleId="MediumShading1-Accent1" w:type="table">
     <w:name w:val="Medium Shading 1 Accent 1"/>
@@ -26957,10 +26795,6 @@
         </w:tcBorders>
       </w:tcPr>
     </w:tblStylePr>
-    <w:rPr>
-      <w:rFonts w:ascii="SF Pro Text" w:hAnsi="SF Pro Text" w:cs="SF Pro Text" w:eastAsia="SF Pro Text"/>
-      <w:color w:val="000000"/>
-    </w:rPr>
   </w:style>
   <w:style w:styleId="MediumShading1-Accent2" w:type="table">
     <w:name w:val="Medium Shading 1 Accent 2"/>
@@ -27067,10 +26901,6 @@
         </w:tcBorders>
       </w:tcPr>
     </w:tblStylePr>
-    <w:rPr>
-      <w:rFonts w:ascii="SF Pro Text" w:hAnsi="SF Pro Text" w:cs="SF Pro Text" w:eastAsia="SF Pro Text"/>
-      <w:color w:val="000000"/>
-    </w:rPr>
   </w:style>
   <w:style w:styleId="MediumShading1-Accent3" w:type="table">
     <w:name w:val="Medium Shading 1 Accent 3"/>
@@ -27177,10 +27007,6 @@
         </w:tcBorders>
       </w:tcPr>
     </w:tblStylePr>
-    <w:rPr>
-      <w:rFonts w:ascii="SF Pro Text" w:hAnsi="SF Pro Text" w:cs="SF Pro Text" w:eastAsia="SF Pro Text"/>
-      <w:color w:val="000000"/>
-    </w:rPr>
   </w:style>
   <w:style w:styleId="MediumShading1-Accent4" w:type="table">
     <w:name w:val="Medium Shading 1 Accent 4"/>
@@ -27287,10 +27113,6 @@
         </w:tcBorders>
       </w:tcPr>
     </w:tblStylePr>
-    <w:rPr>
-      <w:rFonts w:ascii="SF Pro Text" w:hAnsi="SF Pro Text" w:cs="SF Pro Text" w:eastAsia="SF Pro Text"/>
-      <w:color w:val="000000"/>
-    </w:rPr>
   </w:style>
   <w:style w:styleId="MediumShading1-Accent5" w:type="table">
     <w:name w:val="Medium Shading 1 Accent 5"/>
@@ -27397,10 +27219,6 @@
         </w:tcBorders>
       </w:tcPr>
     </w:tblStylePr>
-    <w:rPr>
-      <w:rFonts w:ascii="SF Pro Text" w:hAnsi="SF Pro Text" w:cs="SF Pro Text" w:eastAsia="SF Pro Text"/>
-      <w:color w:val="000000"/>
-    </w:rPr>
   </w:style>
   <w:style w:styleId="MediumShading1-Accent6" w:type="table">
     <w:name w:val="Medium Shading 1 Accent 6"/>
@@ -27507,10 +27325,6 @@
         </w:tcBorders>
       </w:tcPr>
     </w:tblStylePr>
-    <w:rPr>
-      <w:rFonts w:ascii="SF Pro Text" w:hAnsi="SF Pro Text" w:cs="SF Pro Text" w:eastAsia="SF Pro Text"/>
-      <w:color w:val="000000"/>
-    </w:rPr>
   </w:style>
   <w:style w:styleId="MediumShading2" w:type="table">
     <w:name w:val="Medium Shading 2"/>
@@ -27660,10 +27474,6 @@
         </w:tcBorders>
       </w:tcPr>
     </w:tblStylePr>
-    <w:rPr>
-      <w:rFonts w:ascii="SF Pro Text" w:hAnsi="SF Pro Text" w:cs="SF Pro Text" w:eastAsia="SF Pro Text"/>
-      <w:color w:val="000000"/>
-    </w:rPr>
   </w:style>
   <w:style w:styleId="MediumShading2-Accent1" w:type="table">
     <w:name w:val="Medium Shading 2 Accent 1"/>
@@ -27813,10 +27623,6 @@
         </w:tcBorders>
       </w:tcPr>
     </w:tblStylePr>
-    <w:rPr>
-      <w:rFonts w:ascii="SF Pro Text" w:hAnsi="SF Pro Text" w:cs="SF Pro Text" w:eastAsia="SF Pro Text"/>
-      <w:color w:val="000000"/>
-    </w:rPr>
   </w:style>
   <w:style w:styleId="MediumShading2-Accent2" w:type="table">
     <w:name w:val="Medium Shading 2 Accent 2"/>
@@ -27966,10 +27772,6 @@
         </w:tcBorders>
       </w:tcPr>
     </w:tblStylePr>
-    <w:rPr>
-      <w:rFonts w:ascii="SF Pro Text" w:hAnsi="SF Pro Text" w:cs="SF Pro Text" w:eastAsia="SF Pro Text"/>
-      <w:color w:val="000000"/>
-    </w:rPr>
   </w:style>
   <w:style w:styleId="MediumShading2-Accent3" w:type="table">
     <w:name w:val="Medium Shading 2 Accent 3"/>
@@ -28119,10 +27921,6 @@
         </w:tcBorders>
       </w:tcPr>
     </w:tblStylePr>
-    <w:rPr>
-      <w:rFonts w:ascii="SF Pro Text" w:hAnsi="SF Pro Text" w:cs="SF Pro Text" w:eastAsia="SF Pro Text"/>
-      <w:color w:val="000000"/>
-    </w:rPr>
   </w:style>
   <w:style w:styleId="MediumShading2-Accent4" w:type="table">
     <w:name w:val="Medium Shading 2 Accent 4"/>
@@ -28272,10 +28070,6 @@
         </w:tcBorders>
       </w:tcPr>
     </w:tblStylePr>
-    <w:rPr>
-      <w:rFonts w:ascii="SF Pro Text" w:hAnsi="SF Pro Text" w:cs="SF Pro Text" w:eastAsia="SF Pro Text"/>
-      <w:color w:val="000000"/>
-    </w:rPr>
   </w:style>
   <w:style w:styleId="MediumShading2-Accent5" w:type="table">
     <w:name w:val="Medium Shading 2 Accent 5"/>
@@ -28425,10 +28219,6 @@
         </w:tcBorders>
       </w:tcPr>
     </w:tblStylePr>
-    <w:rPr>
-      <w:rFonts w:ascii="SF Pro Text" w:hAnsi="SF Pro Text" w:cs="SF Pro Text" w:eastAsia="SF Pro Text"/>
-      <w:color w:val="000000"/>
-    </w:rPr>
   </w:style>
   <w:style w:styleId="MediumShading2-Accent6" w:type="table">
     <w:name w:val="Medium Shading 2 Accent 6"/>
@@ -28578,10 +28368,6 @@
         </w:tcBorders>
       </w:tcPr>
     </w:tblStylePr>
-    <w:rPr>
-      <w:rFonts w:ascii="SF Pro Text" w:hAnsi="SF Pro Text" w:cs="SF Pro Text" w:eastAsia="SF Pro Text"/>
-      <w:color w:val="000000"/>
-    </w:rPr>
   </w:style>
   <w:style w:styleId="MediumList1" w:type="table">
     <w:name w:val="Medium List 1"/>
@@ -28592,8 +28378,7 @@
       <w:spacing w:after="0" w:line="240" w:lineRule="auto"/>
     </w:pPr>
     <w:rPr>
-      <w:rFonts w:ascii="SF Pro Text" w:hAnsi="SF Pro Text" w:cs="SF Pro Text" w:eastAsia="SF Pro Text"/>
-      <w:color w:val="000000"/>
+      <w:color w:themeColor="text1" w:val="000000"/>
     </w:rPr>
     <w:tblPr>
       <w:tblStyleRowBandSize w:val="1"/>
@@ -28677,8 +28462,7 @@
       <w:spacing w:after="0" w:line="240" w:lineRule="auto"/>
     </w:pPr>
     <w:rPr>
-      <w:rFonts w:ascii="SF Pro Text" w:hAnsi="SF Pro Text" w:cs="SF Pro Text" w:eastAsia="SF Pro Text"/>
-      <w:color w:val="000000"/>
+      <w:color w:themeColor="text1" w:val="000000"/>
     </w:rPr>
     <w:tblPr>
       <w:tblStyleRowBandSize w:val="1"/>
@@ -28762,8 +28546,7 @@
       <w:spacing w:after="0" w:line="240" w:lineRule="auto"/>
     </w:pPr>
     <w:rPr>
-      <w:rFonts w:ascii="SF Pro Text" w:hAnsi="SF Pro Text" w:cs="SF Pro Text" w:eastAsia="SF Pro Text"/>
-      <w:color w:val="000000"/>
+      <w:color w:themeColor="text1" w:val="000000"/>
     </w:rPr>
     <w:tblPr>
       <w:tblStyleRowBandSize w:val="1"/>
@@ -28847,8 +28630,7 @@
       <w:spacing w:after="0" w:line="240" w:lineRule="auto"/>
     </w:pPr>
     <w:rPr>
-      <w:rFonts w:ascii="SF Pro Text" w:hAnsi="SF Pro Text" w:cs="SF Pro Text" w:eastAsia="SF Pro Text"/>
-      <w:color w:val="000000"/>
+      <w:color w:themeColor="text1" w:val="000000"/>
     </w:rPr>
     <w:tblPr>
       <w:tblStyleRowBandSize w:val="1"/>
@@ -28932,8 +28714,7 @@
       <w:spacing w:after="0" w:line="240" w:lineRule="auto"/>
     </w:pPr>
     <w:rPr>
-      <w:rFonts w:ascii="SF Pro Text" w:hAnsi="SF Pro Text" w:cs="SF Pro Text" w:eastAsia="SF Pro Text"/>
-      <w:color w:val="000000"/>
+      <w:color w:themeColor="text1" w:val="000000"/>
     </w:rPr>
     <w:tblPr>
       <w:tblStyleRowBandSize w:val="1"/>
@@ -29017,8 +28798,7 @@
       <w:spacing w:after="0" w:line="240" w:lineRule="auto"/>
     </w:pPr>
     <w:rPr>
-      <w:rFonts w:ascii="SF Pro Text" w:hAnsi="SF Pro Text" w:cs="SF Pro Text" w:eastAsia="SF Pro Text"/>
-      <w:color w:val="000000"/>
+      <w:color w:themeColor="text1" w:val="000000"/>
     </w:rPr>
     <w:tblPr>
       <w:tblStyleRowBandSize w:val="1"/>
@@ -29102,8 +28882,7 @@
       <w:spacing w:after="0" w:line="240" w:lineRule="auto"/>
     </w:pPr>
     <w:rPr>
-      <w:rFonts w:ascii="SF Pro Text" w:hAnsi="SF Pro Text" w:cs="SF Pro Text" w:eastAsia="SF Pro Text"/>
-      <w:color w:val="000000"/>
+      <w:color w:themeColor="text1" w:val="000000"/>
     </w:rPr>
     <w:tblPr>
       <w:tblStyleRowBandSize w:val="1"/>
@@ -29187,8 +28966,8 @@
       <w:spacing w:after="0" w:line="240" w:lineRule="auto"/>
     </w:pPr>
     <w:rPr>
-      <w:rFonts w:asciiTheme="majorHAnsi" w:cstheme="majorBidi" w:eastAsiaTheme="majorEastAsia" w:hAnsiTheme="majorHAnsi" w:ascii="SF Pro Text" w:hAnsi="SF Pro Text" w:cs="SF Pro Text" w:eastAsia="SF Pro Text"/>
-      <w:color w:val="000000"/>
+      <w:rFonts w:asciiTheme="majorHAnsi" w:cstheme="majorBidi" w:eastAsiaTheme="majorEastAsia" w:hAnsiTheme="majorHAnsi"/>
+      <w:color w:themeColor="text1" w:val="000000"/>
     </w:rPr>
     <w:tblPr>
       <w:tblStyleRowBandSize w:val="1"/>
@@ -29315,8 +29094,8 @@
       <w:spacing w:after="0" w:line="240" w:lineRule="auto"/>
     </w:pPr>
     <w:rPr>
-      <w:rFonts w:asciiTheme="majorHAnsi" w:cstheme="majorBidi" w:eastAsiaTheme="majorEastAsia" w:hAnsiTheme="majorHAnsi" w:ascii="SF Pro Text" w:hAnsi="SF Pro Text" w:cs="SF Pro Text" w:eastAsia="SF Pro Text"/>
-      <w:color w:val="000000"/>
+      <w:rFonts w:asciiTheme="majorHAnsi" w:cstheme="majorBidi" w:eastAsiaTheme="majorEastAsia" w:hAnsiTheme="majorHAnsi"/>
+      <w:color w:themeColor="text1" w:val="000000"/>
     </w:rPr>
     <w:tblPr>
       <w:tblStyleRowBandSize w:val="1"/>
@@ -29443,8 +29222,8 @@
       <w:spacing w:after="0" w:line="240" w:lineRule="auto"/>
     </w:pPr>
     <w:rPr>
-      <w:rFonts w:asciiTheme="majorHAnsi" w:cstheme="majorBidi" w:eastAsiaTheme="majorEastAsia" w:hAnsiTheme="majorHAnsi" w:ascii="SF Pro Text" w:hAnsi="SF Pro Text" w:cs="SF Pro Text" w:eastAsia="SF Pro Text"/>
-      <w:color w:val="000000"/>
+      <w:rFonts w:asciiTheme="majorHAnsi" w:cstheme="majorBidi" w:eastAsiaTheme="majorEastAsia" w:hAnsiTheme="majorHAnsi"/>
+      <w:color w:themeColor="text1" w:val="000000"/>
     </w:rPr>
     <w:tblPr>
       <w:tblStyleRowBandSize w:val="1"/>
@@ -29571,8 +29350,8 @@
       <w:spacing w:after="0" w:line="240" w:lineRule="auto"/>
     </w:pPr>
     <w:rPr>
-      <w:rFonts w:asciiTheme="majorHAnsi" w:cstheme="majorBidi" w:eastAsiaTheme="majorEastAsia" w:hAnsiTheme="majorHAnsi" w:ascii="SF Pro Text" w:hAnsi="SF Pro Text" w:cs="SF Pro Text" w:eastAsia="SF Pro Text"/>
-      <w:color w:val="000000"/>
+      <w:rFonts w:asciiTheme="majorHAnsi" w:cstheme="majorBidi" w:eastAsiaTheme="majorEastAsia" w:hAnsiTheme="majorHAnsi"/>
+      <w:color w:themeColor="text1" w:val="000000"/>
     </w:rPr>
     <w:tblPr>
       <w:tblStyleRowBandSize w:val="1"/>
@@ -29699,8 +29478,8 @@
       <w:spacing w:after="0" w:line="240" w:lineRule="auto"/>
     </w:pPr>
     <w:rPr>
-      <w:rFonts w:asciiTheme="majorHAnsi" w:cstheme="majorBidi" w:eastAsiaTheme="majorEastAsia" w:hAnsiTheme="majorHAnsi" w:ascii="SF Pro Text" w:hAnsi="SF Pro Text" w:cs="SF Pro Text" w:eastAsia="SF Pro Text"/>
-      <w:color w:val="000000"/>
+      <w:rFonts w:asciiTheme="majorHAnsi" w:cstheme="majorBidi" w:eastAsiaTheme="majorEastAsia" w:hAnsiTheme="majorHAnsi"/>
+      <w:color w:themeColor="text1" w:val="000000"/>
     </w:rPr>
     <w:tblPr>
       <w:tblStyleRowBandSize w:val="1"/>
@@ -29827,8 +29606,8 @@
       <w:spacing w:after="0" w:line="240" w:lineRule="auto"/>
     </w:pPr>
     <w:rPr>
-      <w:rFonts w:asciiTheme="majorHAnsi" w:cstheme="majorBidi" w:eastAsiaTheme="majorEastAsia" w:hAnsiTheme="majorHAnsi" w:ascii="SF Pro Text" w:hAnsi="SF Pro Text" w:cs="SF Pro Text" w:eastAsia="SF Pro Text"/>
-      <w:color w:val="000000"/>
+      <w:rFonts w:asciiTheme="majorHAnsi" w:cstheme="majorBidi" w:eastAsiaTheme="majorEastAsia" w:hAnsiTheme="majorHAnsi"/>
+      <w:color w:themeColor="text1" w:val="000000"/>
     </w:rPr>
     <w:tblPr>
       <w:tblStyleRowBandSize w:val="1"/>
@@ -29955,8 +29734,8 @@
       <w:spacing w:after="0" w:line="240" w:lineRule="auto"/>
     </w:pPr>
     <w:rPr>
-      <w:rFonts w:asciiTheme="majorHAnsi" w:cstheme="majorBidi" w:eastAsiaTheme="majorEastAsia" w:hAnsiTheme="majorHAnsi" w:ascii="SF Pro Text" w:hAnsi="SF Pro Text" w:cs="SF Pro Text" w:eastAsia="SF Pro Text"/>
-      <w:color w:val="000000"/>
+      <w:rFonts w:asciiTheme="majorHAnsi" w:cstheme="majorBidi" w:eastAsiaTheme="majorEastAsia" w:hAnsiTheme="majorHAnsi"/>
+      <w:color w:themeColor="text1" w:val="000000"/>
     </w:rPr>
     <w:tblPr>
       <w:tblStyleRowBandSize w:val="1"/>
@@ -30146,10 +29925,6 @@
         <w:shd w:color="auto" w:fill="808080" w:themeFill="text1" w:themeFillTint="7F" w:val="clear"/>
       </w:tcPr>
     </w:tblStylePr>
-    <w:rPr>
-      <w:rFonts w:ascii="SF Pro Text" w:hAnsi="SF Pro Text" w:cs="SF Pro Text" w:eastAsia="SF Pro Text"/>
-      <w:color w:val="000000"/>
-    </w:rPr>
   </w:style>
   <w:style w:styleId="MediumGrid1-Accent1" w:type="table">
     <w:name w:val="Medium Grid 1 Accent 1"/>
@@ -30223,10 +29998,6 @@
         <w:shd w:color="auto" w:fill="A7BFDE" w:themeFill="accent1" w:themeFillTint="7F" w:val="clear"/>
       </w:tcPr>
     </w:tblStylePr>
-    <w:rPr>
-      <w:rFonts w:ascii="SF Pro Text" w:hAnsi="SF Pro Text" w:cs="SF Pro Text" w:eastAsia="SF Pro Text"/>
-      <w:color w:val="000000"/>
-    </w:rPr>
   </w:style>
   <w:style w:styleId="MediumGrid1-Accent2" w:type="table">
     <w:name w:val="Medium Grid 1 Accent 2"/>
@@ -30300,10 +30071,6 @@
         <w:shd w:color="auto" w:fill="DFA7A6" w:themeFill="accent2" w:themeFillTint="7F" w:val="clear"/>
       </w:tcPr>
     </w:tblStylePr>
-    <w:rPr>
-      <w:rFonts w:ascii="SF Pro Text" w:hAnsi="SF Pro Text" w:cs="SF Pro Text" w:eastAsia="SF Pro Text"/>
-      <w:color w:val="000000"/>
-    </w:rPr>
   </w:style>
   <w:style w:styleId="MediumGrid1-Accent3" w:type="table">
     <w:name w:val="Medium Grid 1 Accent 3"/>
@@ -30377,10 +30144,6 @@
         <w:shd w:color="auto" w:fill="CDDDAC" w:themeFill="accent3" w:themeFillTint="7F" w:val="clear"/>
       </w:tcPr>
     </w:tblStylePr>
-    <w:rPr>
-      <w:rFonts w:ascii="SF Pro Text" w:hAnsi="SF Pro Text" w:cs="SF Pro Text" w:eastAsia="SF Pro Text"/>
-      <w:color w:val="000000"/>
-    </w:rPr>
   </w:style>
   <w:style w:styleId="MediumGrid1-Accent4" w:type="table">
     <w:name w:val="Medium Grid 1 Accent 4"/>
@@ -30454,10 +30217,6 @@
         <w:shd w:color="auto" w:fill="BFB1D0" w:themeFill="accent4" w:themeFillTint="7F" w:val="clear"/>
       </w:tcPr>
     </w:tblStylePr>
-    <w:rPr>
-      <w:rFonts w:ascii="SF Pro Text" w:hAnsi="SF Pro Text" w:cs="SF Pro Text" w:eastAsia="SF Pro Text"/>
-      <w:color w:val="000000"/>
-    </w:rPr>
   </w:style>
   <w:style w:styleId="MediumGrid1-Accent5" w:type="table">
     <w:name w:val="Medium Grid 1 Accent 5"/>
@@ -30531,10 +30290,6 @@
         <w:shd w:color="auto" w:fill="A5D5E2" w:themeFill="accent5" w:themeFillTint="7F" w:val="clear"/>
       </w:tcPr>
     </w:tblStylePr>
-    <w:rPr>
-      <w:rFonts w:ascii="SF Pro Text" w:hAnsi="SF Pro Text" w:cs="SF Pro Text" w:eastAsia="SF Pro Text"/>
-      <w:color w:val="000000"/>
-    </w:rPr>
   </w:style>
   <w:style w:styleId="MediumGrid1-Accent6" w:type="table">
     <w:name w:val="Medium Grid 1 Accent 6"/>
@@ -30608,10 +30363,6 @@
         <w:shd w:color="auto" w:fill="FBCAA2" w:themeFill="accent6" w:themeFillTint="7F" w:val="clear"/>
       </w:tcPr>
     </w:tblStylePr>
-    <w:rPr>
-      <w:rFonts w:ascii="SF Pro Text" w:hAnsi="SF Pro Text" w:cs="SF Pro Text" w:eastAsia="SF Pro Text"/>
-      <w:color w:val="000000"/>
-    </w:rPr>
   </w:style>
   <w:style w:styleId="MediumGrid2" w:type="table">
     <w:name w:val="Medium Grid 2"/>
@@ -30622,8 +30373,8 @@
       <w:spacing w:after="0" w:line="240" w:lineRule="auto"/>
     </w:pPr>
     <w:rPr>
-      <w:rFonts w:asciiTheme="majorHAnsi" w:cstheme="majorBidi" w:eastAsiaTheme="majorEastAsia" w:hAnsiTheme="majorHAnsi" w:ascii="SF Pro Text" w:hAnsi="SF Pro Text" w:cs="SF Pro Text" w:eastAsia="SF Pro Text"/>
-      <w:color w:val="000000"/>
+      <w:rFonts w:asciiTheme="majorHAnsi" w:cstheme="majorBidi" w:eastAsiaTheme="majorEastAsia" w:hAnsiTheme="majorHAnsi"/>
+      <w:color w:themeColor="text1" w:val="000000"/>
     </w:rPr>
     <w:tblPr>
       <w:tblStyleRowBandSize w:val="1"/>
@@ -30747,8 +30498,8 @@
       <w:spacing w:after="0" w:line="240" w:lineRule="auto"/>
     </w:pPr>
     <w:rPr>
-      <w:rFonts w:asciiTheme="majorHAnsi" w:cstheme="majorBidi" w:eastAsiaTheme="majorEastAsia" w:hAnsiTheme="majorHAnsi" w:ascii="SF Pro Text" w:hAnsi="SF Pro Text" w:cs="SF Pro Text" w:eastAsia="SF Pro Text"/>
-      <w:color w:val="000000"/>
+      <w:rFonts w:asciiTheme="majorHAnsi" w:cstheme="majorBidi" w:eastAsiaTheme="majorEastAsia" w:hAnsiTheme="majorHAnsi"/>
+      <w:color w:themeColor="text1" w:val="000000"/>
     </w:rPr>
     <w:tblPr>
       <w:tblStyleRowBandSize w:val="1"/>
@@ -30872,8 +30623,8 @@
       <w:spacing w:after="0" w:line="240" w:lineRule="auto"/>
     </w:pPr>
     <w:rPr>
-      <w:rFonts w:asciiTheme="majorHAnsi" w:cstheme="majorBidi" w:eastAsiaTheme="majorEastAsia" w:hAnsiTheme="majorHAnsi" w:ascii="SF Pro Text" w:hAnsi="SF Pro Text" w:cs="SF Pro Text" w:eastAsia="SF Pro Text"/>
-      <w:color w:val="000000"/>
+      <w:rFonts w:asciiTheme="majorHAnsi" w:cstheme="majorBidi" w:eastAsiaTheme="majorEastAsia" w:hAnsiTheme="majorHAnsi"/>
+      <w:color w:themeColor="text1" w:val="000000"/>
     </w:rPr>
     <w:tblPr>
       <w:tblStyleRowBandSize w:val="1"/>
@@ -30997,8 +30748,8 @@
       <w:spacing w:after="0" w:line="240" w:lineRule="auto"/>
     </w:pPr>
     <w:rPr>
-      <w:rFonts w:asciiTheme="majorHAnsi" w:cstheme="majorBidi" w:eastAsiaTheme="majorEastAsia" w:hAnsiTheme="majorHAnsi" w:ascii="SF Pro Text" w:hAnsi="SF Pro Text" w:cs="SF Pro Text" w:eastAsia="SF Pro Text"/>
-      <w:color w:val="000000"/>
+      <w:rFonts w:asciiTheme="majorHAnsi" w:cstheme="majorBidi" w:eastAsiaTheme="majorEastAsia" w:hAnsiTheme="majorHAnsi"/>
+      <w:color w:themeColor="text1" w:val="000000"/>
     </w:rPr>
     <w:tblPr>
       <w:tblStyleRowBandSize w:val="1"/>
@@ -31122,8 +30873,8 @@
       <w:spacing w:after="0" w:line="240" w:lineRule="auto"/>
     </w:pPr>
     <w:rPr>
-      <w:rFonts w:asciiTheme="majorHAnsi" w:cstheme="majorBidi" w:eastAsiaTheme="majorEastAsia" w:hAnsiTheme="majorHAnsi" w:ascii="SF Pro Text" w:hAnsi="SF Pro Text" w:cs="SF Pro Text" w:eastAsia="SF Pro Text"/>
-      <w:color w:val="000000"/>
+      <w:rFonts w:asciiTheme="majorHAnsi" w:cstheme="majorBidi" w:eastAsiaTheme="majorEastAsia" w:hAnsiTheme="majorHAnsi"/>
+      <w:color w:themeColor="text1" w:val="000000"/>
     </w:rPr>
     <w:tblPr>
       <w:tblStyleRowBandSize w:val="1"/>
@@ -31247,8 +30998,8 @@
       <w:spacing w:after="0" w:line="240" w:lineRule="auto"/>
     </w:pPr>
     <w:rPr>
-      <w:rFonts w:asciiTheme="majorHAnsi" w:cstheme="majorBidi" w:eastAsiaTheme="majorEastAsia" w:hAnsiTheme="majorHAnsi" w:ascii="SF Pro Text" w:hAnsi="SF Pro Text" w:cs="SF Pro Text" w:eastAsia="SF Pro Text"/>
-      <w:color w:val="000000"/>
+      <w:rFonts w:asciiTheme="majorHAnsi" w:cstheme="majorBidi" w:eastAsiaTheme="majorEastAsia" w:hAnsiTheme="majorHAnsi"/>
+      <w:color w:themeColor="text1" w:val="000000"/>
     </w:rPr>
     <w:tblPr>
       <w:tblStyleRowBandSize w:val="1"/>
@@ -31372,8 +31123,8 @@
       <w:spacing w:after="0" w:line="240" w:lineRule="auto"/>
     </w:pPr>
     <w:rPr>
-      <w:rFonts w:asciiTheme="majorHAnsi" w:cstheme="majorBidi" w:eastAsiaTheme="majorEastAsia" w:hAnsiTheme="majorHAnsi" w:ascii="SF Pro Text" w:hAnsi="SF Pro Text" w:cs="SF Pro Text" w:eastAsia="SF Pro Text"/>
-      <w:color w:val="000000"/>
+      <w:rFonts w:asciiTheme="majorHAnsi" w:cstheme="majorBidi" w:eastAsiaTheme="majorEastAsia" w:hAnsiTheme="majorHAnsi"/>
+      <w:color w:themeColor="text1" w:val="000000"/>
     </w:rPr>
     <w:tblPr>
       <w:tblStyleRowBandSize w:val="1"/>
@@ -31628,10 +31379,6 @@
         <w:shd w:color="auto" w:fill="808080" w:themeFill="text1" w:themeFillTint="7F" w:val="clear"/>
       </w:tcPr>
     </w:tblStylePr>
-    <w:rPr>
-      <w:rFonts w:ascii="SF Pro Text" w:hAnsi="SF Pro Text" w:cs="SF Pro Text" w:eastAsia="SF Pro Text"/>
-      <w:color w:val="000000"/>
-    </w:rPr>
   </w:style>
   <w:style w:styleId="MediumGrid3-Accent1" w:type="table">
     <w:name w:val="Medium Grid 3 Accent 1"/>
@@ -31773,10 +31520,6 @@
         <w:shd w:color="auto" w:fill="A7BFDE" w:themeFill="accent1" w:themeFillTint="7F" w:val="clear"/>
       </w:tcPr>
     </w:tblStylePr>
-    <w:rPr>
-      <w:rFonts w:ascii="SF Pro Text" w:hAnsi="SF Pro Text" w:cs="SF Pro Text" w:eastAsia="SF Pro Text"/>
-      <w:color w:val="000000"/>
-    </w:rPr>
   </w:style>
   <w:style w:styleId="MediumGrid3-Accent2" w:type="table">
     <w:name w:val="Medium Grid 3 Accent 2"/>
@@ -31918,10 +31661,6 @@
         <w:shd w:color="auto" w:fill="DFA7A6" w:themeFill="accent2" w:themeFillTint="7F" w:val="clear"/>
       </w:tcPr>
     </w:tblStylePr>
-    <w:rPr>
-      <w:rFonts w:ascii="SF Pro Text" w:hAnsi="SF Pro Text" w:cs="SF Pro Text" w:eastAsia="SF Pro Text"/>
-      <w:color w:val="000000"/>
-    </w:rPr>
   </w:style>
   <w:style w:styleId="MediumGrid3-Accent3" w:type="table">
     <w:name w:val="Medium Grid 3 Accent 3"/>
@@ -32063,10 +31802,6 @@
         <w:shd w:color="auto" w:fill="CDDDAC" w:themeFill="accent3" w:themeFillTint="7F" w:val="clear"/>
       </w:tcPr>
     </w:tblStylePr>
-    <w:rPr>
-      <w:rFonts w:ascii="SF Pro Text" w:hAnsi="SF Pro Text" w:cs="SF Pro Text" w:eastAsia="SF Pro Text"/>
-      <w:color w:val="000000"/>
-    </w:rPr>
   </w:style>
   <w:style w:styleId="MediumGrid3-Accent4" w:type="table">
     <w:name w:val="Medium Grid 3 Accent 4"/>
@@ -32208,10 +31943,6 @@
         <w:shd w:color="auto" w:fill="BFB1D0" w:themeFill="accent4" w:themeFillTint="7F" w:val="clear"/>
       </w:tcPr>
     </w:tblStylePr>
-    <w:rPr>
-      <w:rFonts w:ascii="SF Pro Text" w:hAnsi="SF Pro Text" w:cs="SF Pro Text" w:eastAsia="SF Pro Text"/>
-      <w:color w:val="000000"/>
-    </w:rPr>
   </w:style>
   <w:style w:styleId="MediumGrid3-Accent5" w:type="table">
     <w:name w:val="Medium Grid 3 Accent 5"/>
@@ -32353,10 +32084,6 @@
         <w:shd w:color="auto" w:fill="A5D5E2" w:themeFill="accent5" w:themeFillTint="7F" w:val="clear"/>
       </w:tcPr>
     </w:tblStylePr>
-    <w:rPr>
-      <w:rFonts w:ascii="SF Pro Text" w:hAnsi="SF Pro Text" w:cs="SF Pro Text" w:eastAsia="SF Pro Text"/>
-      <w:color w:val="000000"/>
-    </w:rPr>
   </w:style>
   <w:style w:styleId="MediumGrid3-Accent6" w:type="table">
     <w:name w:val="Medium Grid 3 Accent 6"/>
@@ -32498,10 +32225,6 @@
         <w:shd w:color="auto" w:fill="FBCAA2" w:themeFill="accent6" w:themeFillTint="7F" w:val="clear"/>
       </w:tcPr>
     </w:tblStylePr>
-    <w:rPr>
-      <w:rFonts w:ascii="SF Pro Text" w:hAnsi="SF Pro Text" w:cs="SF Pro Text" w:eastAsia="SF Pro Text"/>
-      <w:color w:val="000000"/>
-    </w:rPr>
   </w:style>
   <w:style w:styleId="DarkList" w:type="table">
     <w:name w:val="Dark List"/>
@@ -32512,8 +32235,7 @@
       <w:spacing w:after="0" w:line="240" w:lineRule="auto"/>
     </w:pPr>
     <w:rPr>
-      <w:rFonts w:ascii="SF Pro Text" w:hAnsi="SF Pro Text" w:cs="SF Pro Text" w:eastAsia="SF Pro Text"/>
-      <w:color w:val="000000"/>
+      <w:color w:themeColor="background1" w:val="FFFFFF"/>
     </w:rPr>
     <w:tblPr>
       <w:tblStyleRowBandSize w:val="1"/>
@@ -32627,8 +32349,7 @@
       <w:spacing w:after="0" w:line="240" w:lineRule="auto"/>
     </w:pPr>
     <w:rPr>
-      <w:rFonts w:ascii="SF Pro Text" w:hAnsi="SF Pro Text" w:cs="SF Pro Text" w:eastAsia="SF Pro Text"/>
-      <w:color w:val="000000"/>
+      <w:color w:themeColor="background1" w:val="FFFFFF"/>
     </w:rPr>
     <w:tblPr>
       <w:tblStyleRowBandSize w:val="1"/>
@@ -32742,8 +32463,7 @@
       <w:spacing w:after="0" w:line="240" w:lineRule="auto"/>
     </w:pPr>
     <w:rPr>
-      <w:rFonts w:ascii="SF Pro Text" w:hAnsi="SF Pro Text" w:cs="SF Pro Text" w:eastAsia="SF Pro Text"/>
-      <w:color w:val="000000"/>
+      <w:color w:themeColor="background1" w:val="FFFFFF"/>
     </w:rPr>
     <w:tblPr>
       <w:tblStyleRowBandSize w:val="1"/>
@@ -32857,8 +32577,7 @@
       <w:spacing w:after="0" w:line="240" w:lineRule="auto"/>
     </w:pPr>
     <w:rPr>
-      <w:rFonts w:ascii="SF Pro Text" w:hAnsi="SF Pro Text" w:cs="SF Pro Text" w:eastAsia="SF Pro Text"/>
-      <w:color w:val="000000"/>
+      <w:color w:themeColor="background1" w:val="FFFFFF"/>
     </w:rPr>
     <w:tblPr>
       <w:tblStyleRowBandSize w:val="1"/>
@@ -32972,8 +32691,7 @@
       <w:spacing w:after="0" w:line="240" w:lineRule="auto"/>
     </w:pPr>
     <w:rPr>
-      <w:rFonts w:ascii="SF Pro Text" w:hAnsi="SF Pro Text" w:cs="SF Pro Text" w:eastAsia="SF Pro Text"/>
-      <w:color w:val="000000"/>
+      <w:color w:themeColor="background1" w:val="FFFFFF"/>
     </w:rPr>
     <w:tblPr>
       <w:tblStyleRowBandSize w:val="1"/>
@@ -33087,8 +32805,7 @@
       <w:spacing w:after="0" w:line="240" w:lineRule="auto"/>
     </w:pPr>
     <w:rPr>
-      <w:rFonts w:ascii="SF Pro Text" w:hAnsi="SF Pro Text" w:cs="SF Pro Text" w:eastAsia="SF Pro Text"/>
-      <w:color w:val="000000"/>
+      <w:color w:themeColor="background1" w:val="FFFFFF"/>
     </w:rPr>
     <w:tblPr>
       <w:tblStyleRowBandSize w:val="1"/>
@@ -33202,8 +32919,7 @@
       <w:spacing w:after="0" w:line="240" w:lineRule="auto"/>
     </w:pPr>
     <w:rPr>
-      <w:rFonts w:ascii="SF Pro Text" w:hAnsi="SF Pro Text" w:cs="SF Pro Text" w:eastAsia="SF Pro Text"/>
-      <w:color w:val="000000"/>
+      <w:color w:themeColor="background1" w:val="FFFFFF"/>
     </w:rPr>
     <w:tblPr>
       <w:tblStyleRowBandSize w:val="1"/>
@@ -33317,8 +33033,7 @@
       <w:spacing w:after="0" w:line="240" w:lineRule="auto"/>
     </w:pPr>
     <w:rPr>
-      <w:rFonts w:ascii="SF Pro Text" w:hAnsi="SF Pro Text" w:cs="SF Pro Text" w:eastAsia="SF Pro Text"/>
-      <w:color w:val="000000"/>
+      <w:color w:themeColor="text1" w:val="000000"/>
     </w:rPr>
     <w:tblPr>
       <w:tblStyleRowBandSize w:val="1"/>
@@ -33440,8 +33155,7 @@
       <w:spacing w:after="0" w:line="240" w:lineRule="auto"/>
     </w:pPr>
     <w:rPr>
-      <w:rFonts w:ascii="SF Pro Text" w:hAnsi="SF Pro Text" w:cs="SF Pro Text" w:eastAsia="SF Pro Text"/>
-      <w:color w:val="000000"/>
+      <w:color w:themeColor="text1" w:val="000000"/>
     </w:rPr>
     <w:tblPr>
       <w:tblStyleRowBandSize w:val="1"/>
@@ -33563,8 +33277,7 @@
       <w:spacing w:after="0" w:line="240" w:lineRule="auto"/>
     </w:pPr>
     <w:rPr>
-      <w:rFonts w:ascii="SF Pro Text" w:hAnsi="SF Pro Text" w:cs="SF Pro Text" w:eastAsia="SF Pro Text"/>
-      <w:color w:val="000000"/>
+      <w:color w:themeColor="text1" w:val="000000"/>
     </w:rPr>
     <w:tblPr>
       <w:tblStyleRowBandSize w:val="1"/>
@@ -33686,8 +33399,7 @@
       <w:spacing w:after="0" w:line="240" w:lineRule="auto"/>
     </w:pPr>
     <w:rPr>
-      <w:rFonts w:ascii="SF Pro Text" w:hAnsi="SF Pro Text" w:cs="SF Pro Text" w:eastAsia="SF Pro Text"/>
-      <w:color w:val="000000"/>
+      <w:color w:themeColor="text1" w:val="000000"/>
     </w:rPr>
     <w:tblPr>
       <w:tblStyleRowBandSize w:val="1"/>
@@ -33799,8 +33511,7 @@
       <w:spacing w:after="0" w:line="240" w:lineRule="auto"/>
     </w:pPr>
     <w:rPr>
-      <w:rFonts w:ascii="SF Pro Text" w:hAnsi="SF Pro Text" w:cs="SF Pro Text" w:eastAsia="SF Pro Text"/>
-      <w:color w:val="000000"/>
+      <w:color w:themeColor="text1" w:val="000000"/>
     </w:rPr>
     <w:tblPr>
       <w:tblStyleRowBandSize w:val="1"/>
@@ -33922,8 +33633,7 @@
       <w:spacing w:after="0" w:line="240" w:lineRule="auto"/>
     </w:pPr>
     <w:rPr>
-      <w:rFonts w:ascii="SF Pro Text" w:hAnsi="SF Pro Text" w:cs="SF Pro Text" w:eastAsia="SF Pro Text"/>
-      <w:color w:val="000000"/>
+      <w:color w:themeColor="text1" w:val="000000"/>
     </w:rPr>
     <w:tblPr>
       <w:tblStyleRowBandSize w:val="1"/>
@@ -34045,8 +33755,7 @@
       <w:spacing w:after="0" w:line="240" w:lineRule="auto"/>
     </w:pPr>
     <w:rPr>
-      <w:rFonts w:ascii="SF Pro Text" w:hAnsi="SF Pro Text" w:cs="SF Pro Text" w:eastAsia="SF Pro Text"/>
-      <w:color w:val="000000"/>
+      <w:color w:themeColor="text1" w:val="000000"/>
     </w:rPr>
     <w:tblPr>
       <w:tblStyleRowBandSize w:val="1"/>
@@ -34168,8 +33877,7 @@
       <w:spacing w:after="0" w:line="240" w:lineRule="auto"/>
     </w:pPr>
     <w:rPr>
-      <w:rFonts w:ascii="SF Pro Text" w:hAnsi="SF Pro Text" w:cs="SF Pro Text" w:eastAsia="SF Pro Text"/>
-      <w:color w:val="000000"/>
+      <w:color w:themeColor="text1" w:val="000000"/>
     </w:rPr>
     <w:tblPr>
       <w:tblStyleRowBandSize w:val="1"/>
@@ -34255,8 +33963,7 @@
       <w:spacing w:after="0" w:line="240" w:lineRule="auto"/>
     </w:pPr>
     <w:rPr>
-      <w:rFonts w:ascii="SF Pro Text" w:hAnsi="SF Pro Text" w:cs="SF Pro Text" w:eastAsia="SF Pro Text"/>
-      <w:color w:val="000000"/>
+      <w:color w:themeColor="text1" w:val="000000"/>
     </w:rPr>
     <w:tblPr>
       <w:tblStyleRowBandSize w:val="1"/>
@@ -34342,8 +34049,7 @@
       <w:spacing w:after="0" w:line="240" w:lineRule="auto"/>
     </w:pPr>
     <w:rPr>
-      <w:rFonts w:ascii="SF Pro Text" w:hAnsi="SF Pro Text" w:cs="SF Pro Text" w:eastAsia="SF Pro Text"/>
-      <w:color w:val="000000"/>
+      <w:color w:themeColor="text1" w:val="000000"/>
     </w:rPr>
     <w:tblPr>
       <w:tblStyleRowBandSize w:val="1"/>
@@ -34429,8 +34135,7 @@
       <w:spacing w:after="0" w:line="240" w:lineRule="auto"/>
     </w:pPr>
     <w:rPr>
-      <w:rFonts w:ascii="SF Pro Text" w:hAnsi="SF Pro Text" w:cs="SF Pro Text" w:eastAsia="SF Pro Text"/>
-      <w:color w:val="000000"/>
+      <w:color w:themeColor="text1" w:val="000000"/>
     </w:rPr>
     <w:tblPr>
       <w:tblStyleRowBandSize w:val="1"/>
@@ -34516,8 +34221,7 @@
       <w:spacing w:after="0" w:line="240" w:lineRule="auto"/>
     </w:pPr>
     <w:rPr>
-      <w:rFonts w:ascii="SF Pro Text" w:hAnsi="SF Pro Text" w:cs="SF Pro Text" w:eastAsia="SF Pro Text"/>
-      <w:color w:val="000000"/>
+      <w:color w:themeColor="text1" w:val="000000"/>
     </w:rPr>
     <w:tblPr>
       <w:tblStyleRowBandSize w:val="1"/>
@@ -34603,8 +34307,7 @@
       <w:spacing w:after="0" w:line="240" w:lineRule="auto"/>
     </w:pPr>
     <w:rPr>
-      <w:rFonts w:ascii="SF Pro Text" w:hAnsi="SF Pro Text" w:cs="SF Pro Text" w:eastAsia="SF Pro Text"/>
-      <w:color w:val="000000"/>
+      <w:color w:themeColor="text1" w:val="000000"/>
     </w:rPr>
     <w:tblPr>
       <w:tblStyleRowBandSize w:val="1"/>
@@ -34690,8 +34393,7 @@
       <w:spacing w:after="0" w:line="240" w:lineRule="auto"/>
     </w:pPr>
     <w:rPr>
-      <w:rFonts w:ascii="SF Pro Text" w:hAnsi="SF Pro Text" w:cs="SF Pro Text" w:eastAsia="SF Pro Text"/>
-      <w:color w:val="000000"/>
+      <w:color w:themeColor="text1" w:val="000000"/>
     </w:rPr>
     <w:tblPr>
       <w:tblStyleRowBandSize w:val="1"/>
@@ -34777,8 +34479,7 @@
       <w:spacing w:after="0" w:line="240" w:lineRule="auto"/>
     </w:pPr>
     <w:rPr>
-      <w:rFonts w:ascii="SF Pro Text" w:hAnsi="SF Pro Text" w:cs="SF Pro Text" w:eastAsia="SF Pro Text"/>
-      <w:color w:val="000000"/>
+      <w:color w:themeColor="text1" w:val="000000"/>
     </w:rPr>
     <w:tblPr>
       <w:tblStyleRowBandSize w:val="1"/>
@@ -34858,8 +34559,7 @@
       <w:spacing w:after="0" w:line="240" w:lineRule="auto"/>
     </w:pPr>
     <w:rPr>
-      <w:rFonts w:ascii="SF Pro Text" w:hAnsi="SF Pro Text" w:cs="SF Pro Text" w:eastAsia="SF Pro Text"/>
-      <w:color w:val="000000"/>
+      <w:color w:themeColor="text1" w:val="000000"/>
     </w:rPr>
     <w:tblPr>
       <w:tblStyleRowBandSize w:val="1"/>
@@ -34939,8 +34639,7 @@
       <w:spacing w:after="0" w:line="240" w:lineRule="auto"/>
     </w:pPr>
     <w:rPr>
-      <w:rFonts w:ascii="SF Pro Text" w:hAnsi="SF Pro Text" w:cs="SF Pro Text" w:eastAsia="SF Pro Text"/>
-      <w:color w:val="000000"/>
+      <w:color w:themeColor="text1" w:val="000000"/>
     </w:rPr>
     <w:tblPr>
       <w:tblStyleRowBandSize w:val="1"/>
@@ -35020,8 +34719,7 @@
       <w:spacing w:after="0" w:line="240" w:lineRule="auto"/>
     </w:pPr>
     <w:rPr>
-      <w:rFonts w:ascii="SF Pro Text" w:hAnsi="SF Pro Text" w:cs="SF Pro Text" w:eastAsia="SF Pro Text"/>
-      <w:color w:val="000000"/>
+      <w:color w:themeColor="text1" w:val="000000"/>
     </w:rPr>
     <w:tblPr>
       <w:tblStyleRowBandSize w:val="1"/>
@@ -35101,8 +34799,7 @@
       <w:spacing w:after="0" w:line="240" w:lineRule="auto"/>
     </w:pPr>
     <w:rPr>
-      <w:rFonts w:ascii="SF Pro Text" w:hAnsi="SF Pro Text" w:cs="SF Pro Text" w:eastAsia="SF Pro Text"/>
-      <w:color w:val="000000"/>
+      <w:color w:themeColor="text1" w:val="000000"/>
     </w:rPr>
     <w:tblPr>
       <w:tblStyleRowBandSize w:val="1"/>
@@ -35182,8 +34879,7 @@
       <w:spacing w:after="0" w:line="240" w:lineRule="auto"/>
     </w:pPr>
     <w:rPr>
-      <w:rFonts w:ascii="SF Pro Text" w:hAnsi="SF Pro Text" w:cs="SF Pro Text" w:eastAsia="SF Pro Text"/>
-      <w:color w:val="000000"/>
+      <w:color w:themeColor="text1" w:val="000000"/>
     </w:rPr>
     <w:tblPr>
       <w:tblStyleRowBandSize w:val="1"/>
@@ -35263,8 +34959,7 @@
       <w:spacing w:after="0" w:line="240" w:lineRule="auto"/>
     </w:pPr>
     <w:rPr>
-      <w:rFonts w:ascii="SF Pro Text" w:hAnsi="SF Pro Text" w:cs="SF Pro Text" w:eastAsia="SF Pro Text"/>
-      <w:color w:val="000000"/>
+      <w:color w:themeColor="text1" w:val="000000"/>
     </w:rPr>
     <w:tblPr>
       <w:tblStyleRowBandSize w:val="1"/>
@@ -35342,273 +35037,232 @@
     <w:pPr>
       <w:wordWrap w:val="off"/>
     </w:pPr>
-    <w:rPr>
-      <w:rFonts w:ascii="SF Pro Text" w:hAnsi="SF Pro Text" w:cs="SF Pro Text" w:eastAsia="SF Pro Text"/>
-      <w:color w:val="000000"/>
-    </w:rPr>
   </w:style>
   <w:style w:type="character" w:customStyle="1" w:styleId="KeywordTok">
     <w:name w:val="KeywordTok"/>
     <w:basedOn w:val="VerbatimChar"/>
     <w:rPr>
-      <w:rFonts w:ascii="SF Pro Text" w:hAnsi="SF Pro Text" w:cs="SF Pro Text" w:eastAsia="SF Pro Text"/>
+      <w:color w:val="007020"/>
       <w:b/>
-      <w:color w:val="000000"/>
     </w:rPr>
   </w:style>
   <w:style w:type="character" w:customStyle="1" w:styleId="DataTypeTok">
     <w:name w:val="DataTypeTok"/>
     <w:basedOn w:val="VerbatimChar"/>
     <w:rPr>
-      <w:rFonts w:ascii="SF Pro Text" w:hAnsi="SF Pro Text" w:cs="SF Pro Text" w:eastAsia="SF Pro Text"/>
-      <w:color w:val="000000"/>
+      <w:color w:val="902000"/>
     </w:rPr>
   </w:style>
   <w:style w:type="character" w:customStyle="1" w:styleId="DecValTok">
     <w:name w:val="DecValTok"/>
     <w:basedOn w:val="VerbatimChar"/>
     <w:rPr>
-      <w:rFonts w:ascii="SF Pro Text" w:hAnsi="SF Pro Text" w:cs="SF Pro Text" w:eastAsia="SF Pro Text"/>
-      <w:color w:val="000000"/>
+      <w:color w:val="40a070"/>
     </w:rPr>
   </w:style>
   <w:style w:type="character" w:customStyle="1" w:styleId="BaseNTok">
     <w:name w:val="BaseNTok"/>
     <w:basedOn w:val="VerbatimChar"/>
     <w:rPr>
-      <w:rFonts w:ascii="SF Pro Text" w:hAnsi="SF Pro Text" w:cs="SF Pro Text" w:eastAsia="SF Pro Text"/>
-      <w:color w:val="000000"/>
+      <w:color w:val="40a070"/>
     </w:rPr>
   </w:style>
   <w:style w:type="character" w:customStyle="1" w:styleId="FloatTok">
     <w:name w:val="FloatTok"/>
     <w:basedOn w:val="VerbatimChar"/>
     <w:rPr>
-      <w:rFonts w:ascii="SF Pro Text" w:hAnsi="SF Pro Text" w:cs="SF Pro Text" w:eastAsia="SF Pro Text"/>
-      <w:color w:val="000000"/>
+      <w:color w:val="40a070"/>
     </w:rPr>
   </w:style>
   <w:style w:type="character" w:customStyle="1" w:styleId="ConstantTok">
     <w:name w:val="ConstantTok"/>
     <w:basedOn w:val="VerbatimChar"/>
     <w:rPr>
-      <w:rFonts w:ascii="SF Pro Text" w:hAnsi="SF Pro Text" w:cs="SF Pro Text" w:eastAsia="SF Pro Text"/>
-      <w:color w:val="000000"/>
+      <w:color w:val="880000"/>
     </w:rPr>
   </w:style>
   <w:style w:type="character" w:customStyle="1" w:styleId="CharTok">
     <w:name w:val="CharTok"/>
     <w:basedOn w:val="VerbatimChar"/>
     <w:rPr>
-      <w:rFonts w:ascii="SF Pro Text" w:hAnsi="SF Pro Text" w:cs="SF Pro Text" w:eastAsia="SF Pro Text"/>
-      <w:color w:val="000000"/>
+      <w:color w:val="4070a0"/>
     </w:rPr>
   </w:style>
   <w:style w:type="character" w:customStyle="1" w:styleId="SpecialCharTok">
     <w:name w:val="SpecialCharTok"/>
     <w:basedOn w:val="VerbatimChar"/>
     <w:rPr>
-      <w:rFonts w:ascii="SF Pro Text" w:hAnsi="SF Pro Text" w:cs="SF Pro Text" w:eastAsia="SF Pro Text"/>
-      <w:color w:val="000000"/>
+      <w:color w:val="4070a0"/>
     </w:rPr>
   </w:style>
   <w:style w:type="character" w:customStyle="1" w:styleId="StringTok">
     <w:name w:val="StringTok"/>
     <w:basedOn w:val="VerbatimChar"/>
     <w:rPr>
-      <w:rFonts w:ascii="SF Pro Text" w:hAnsi="SF Pro Text" w:cs="SF Pro Text" w:eastAsia="SF Pro Text"/>
-      <w:color w:val="000000"/>
+      <w:color w:val="4070a0"/>
     </w:rPr>
   </w:style>
   <w:style w:type="character" w:customStyle="1" w:styleId="VerbatimStringTok">
     <w:name w:val="VerbatimStringTok"/>
     <w:basedOn w:val="VerbatimChar"/>
     <w:rPr>
-      <w:rFonts w:ascii="SF Pro Text" w:hAnsi="SF Pro Text" w:cs="SF Pro Text" w:eastAsia="SF Pro Text"/>
-      <w:color w:val="000000"/>
+      <w:color w:val="4070a0"/>
     </w:rPr>
   </w:style>
   <w:style w:type="character" w:customStyle="1" w:styleId="SpecialStringTok">
     <w:name w:val="SpecialStringTok"/>
     <w:basedOn w:val="VerbatimChar"/>
     <w:rPr>
-      <w:rFonts w:ascii="SF Pro Text" w:hAnsi="SF Pro Text" w:cs="SF Pro Text" w:eastAsia="SF Pro Text"/>
-      <w:color w:val="000000"/>
+      <w:color w:val="bb6688"/>
     </w:rPr>
   </w:style>
   <w:style w:type="character" w:customStyle="1" w:styleId="ImportTok">
     <w:name w:val="ImportTok"/>
     <w:basedOn w:val="VerbatimChar"/>
     <w:rPr>
-      <w:rFonts w:ascii="SF Pro Text" w:hAnsi="SF Pro Text" w:cs="SF Pro Text" w:eastAsia="SF Pro Text"/>
+      <w:color w:val="008000"/>
       <w:b/>
-      <w:color w:val="000000"/>
     </w:rPr>
   </w:style>
   <w:style w:type="character" w:customStyle="1" w:styleId="CommentTok">
     <w:name w:val="CommentTok"/>
     <w:basedOn w:val="VerbatimChar"/>
     <w:rPr>
-      <w:rFonts w:ascii="SF Pro Text" w:hAnsi="SF Pro Text" w:cs="SF Pro Text" w:eastAsia="SF Pro Text"/>
+      <w:color w:val="60a0b0"/>
       <w:i/>
-      <w:color w:val="000000"/>
     </w:rPr>
   </w:style>
   <w:style w:type="character" w:customStyle="1" w:styleId="DocumentationTok">
     <w:name w:val="DocumentationTok"/>
     <w:basedOn w:val="VerbatimChar"/>
     <w:rPr>
-      <w:rFonts w:ascii="SF Pro Text" w:hAnsi="SF Pro Text" w:cs="SF Pro Text" w:eastAsia="SF Pro Text"/>
+      <w:color w:val="ba2121"/>
       <w:i/>
-      <w:color w:val="000000"/>
     </w:rPr>
   </w:style>
   <w:style w:type="character" w:customStyle="1" w:styleId="AnnotationTok">
     <w:name w:val="AnnotationTok"/>
     <w:basedOn w:val="VerbatimChar"/>
     <w:rPr>
-      <w:rFonts w:ascii="SF Pro Text" w:hAnsi="SF Pro Text" w:cs="SF Pro Text" w:eastAsia="SF Pro Text"/>
+      <w:color w:val="60a0b0"/>
       <w:b/>
       <w:i/>
-      <w:color w:val="000000"/>
     </w:rPr>
   </w:style>
   <w:style w:type="character" w:customStyle="1" w:styleId="CommentVarTok">
     <w:name w:val="CommentVarTok"/>
     <w:basedOn w:val="VerbatimChar"/>
     <w:rPr>
-      <w:rFonts w:ascii="SF Pro Text" w:hAnsi="SF Pro Text" w:cs="SF Pro Text" w:eastAsia="SF Pro Text"/>
+      <w:color w:val="60a0b0"/>
       <w:b/>
       <w:i/>
-      <w:color w:val="000000"/>
     </w:rPr>
   </w:style>
   <w:style w:type="character" w:customStyle="1" w:styleId="OtherTok">
     <w:name w:val="OtherTok"/>
     <w:basedOn w:val="VerbatimChar"/>
     <w:rPr>
-      <w:rFonts w:ascii="SF Pro Text" w:hAnsi="SF Pro Text" w:cs="SF Pro Text" w:eastAsia="SF Pro Text"/>
-      <w:color w:val="000000"/>
+      <w:color w:val="007020"/>
     </w:rPr>
   </w:style>
   <w:style w:type="character" w:customStyle="1" w:styleId="FunctionTok">
     <w:name w:val="FunctionTok"/>
     <w:basedOn w:val="VerbatimChar"/>
     <w:rPr>
-      <w:rFonts w:ascii="SF Pro Text" w:hAnsi="SF Pro Text" w:cs="SF Pro Text" w:eastAsia="SF Pro Text"/>
-      <w:color w:val="000000"/>
+      <w:color w:val="06287e"/>
     </w:rPr>
   </w:style>
   <w:style w:type="character" w:customStyle="1" w:styleId="VariableTok">
     <w:name w:val="VariableTok"/>
     <w:basedOn w:val="VerbatimChar"/>
     <w:rPr>
-      <w:rFonts w:ascii="SF Pro Text" w:hAnsi="SF Pro Text" w:cs="SF Pro Text" w:eastAsia="SF Pro Text"/>
-      <w:color w:val="000000"/>
+      <w:color w:val="19177c"/>
     </w:rPr>
   </w:style>
   <w:style w:type="character" w:customStyle="1" w:styleId="ControlFlowTok">
     <w:name w:val="ControlFlowTok"/>
     <w:basedOn w:val="VerbatimChar"/>
     <w:rPr>
-      <w:rFonts w:ascii="SF Pro Text" w:hAnsi="SF Pro Text" w:cs="SF Pro Text" w:eastAsia="SF Pro Text"/>
+      <w:color w:val="007020"/>
       <w:b/>
-      <w:color w:val="000000"/>
     </w:rPr>
   </w:style>
   <w:style w:type="character" w:customStyle="1" w:styleId="OperatorTok">
     <w:name w:val="OperatorTok"/>
     <w:basedOn w:val="VerbatimChar"/>
     <w:rPr>
-      <w:rFonts w:ascii="SF Pro Text" w:hAnsi="SF Pro Text" w:cs="SF Pro Text" w:eastAsia="SF Pro Text"/>
-      <w:color w:val="000000"/>
+      <w:color w:val="666666"/>
     </w:rPr>
   </w:style>
   <w:style w:type="character" w:customStyle="1" w:styleId="BuiltInTok">
     <w:name w:val="BuiltInTok"/>
     <w:basedOn w:val="VerbatimChar"/>
     <w:rPr>
-      <w:rFonts w:ascii="SF Pro Text" w:hAnsi="SF Pro Text" w:cs="SF Pro Text" w:eastAsia="SF Pro Text"/>
-      <w:color w:val="000000"/>
+      <w:color w:val="008000"/>
     </w:rPr>
   </w:style>
   <w:style w:type="character" w:customStyle="1" w:styleId="ExtensionTok">
     <w:name w:val="ExtensionTok"/>
     <w:basedOn w:val="VerbatimChar"/>
-    <w:rPr>
-      <w:rFonts w:ascii="SF Pro Text" w:hAnsi="SF Pro Text" w:cs="SF Pro Text" w:eastAsia="SF Pro Text"/>
-      <w:color w:val="000000"/>
-    </w:rPr>
+    <w:rPr/>
   </w:style>
   <w:style w:type="character" w:customStyle="1" w:styleId="PreprocessorTok">
     <w:name w:val="PreprocessorTok"/>
     <w:basedOn w:val="VerbatimChar"/>
     <w:rPr>
-      <w:rFonts w:ascii="SF Pro Text" w:hAnsi="SF Pro Text" w:cs="SF Pro Text" w:eastAsia="SF Pro Text"/>
-      <w:color w:val="000000"/>
+      <w:color w:val="bc7a00"/>
     </w:rPr>
   </w:style>
   <w:style w:type="character" w:customStyle="1" w:styleId="AttributeTok">
     <w:name w:val="AttributeTok"/>
     <w:basedOn w:val="VerbatimChar"/>
     <w:rPr>
-      <w:rFonts w:ascii="SF Pro Text" w:hAnsi="SF Pro Text" w:cs="SF Pro Text" w:eastAsia="SF Pro Text"/>
-      <w:color w:val="000000"/>
+      <w:color w:val="7d9029"/>
     </w:rPr>
   </w:style>
   <w:style w:type="character" w:customStyle="1" w:styleId="RegionMarkerTok">
     <w:name w:val="RegionMarkerTok"/>
     <w:basedOn w:val="VerbatimChar"/>
-    <w:rPr>
-      <w:rFonts w:ascii="SF Pro Text" w:hAnsi="SF Pro Text" w:cs="SF Pro Text" w:eastAsia="SF Pro Text"/>
-      <w:color w:val="000000"/>
-    </w:rPr>
+    <w:rPr/>
   </w:style>
   <w:style w:type="character" w:customStyle="1" w:styleId="InformationTok">
     <w:name w:val="InformationTok"/>
     <w:basedOn w:val="VerbatimChar"/>
     <w:rPr>
-      <w:rFonts w:ascii="SF Pro Text" w:hAnsi="SF Pro Text" w:cs="SF Pro Text" w:eastAsia="SF Pro Text"/>
+      <w:color w:val="60a0b0"/>
       <w:b/>
       <w:i/>
-      <w:color w:val="000000"/>
     </w:rPr>
   </w:style>
   <w:style w:type="character" w:customStyle="1" w:styleId="WarningTok">
     <w:name w:val="WarningTok"/>
     <w:basedOn w:val="VerbatimChar"/>
     <w:rPr>
-      <w:rFonts w:ascii="SF Pro Text" w:hAnsi="SF Pro Text" w:cs="SF Pro Text" w:eastAsia="SF Pro Text"/>
+      <w:color w:val="60a0b0"/>
       <w:b/>
       <w:i/>
-      <w:color w:val="000000"/>
     </w:rPr>
   </w:style>
   <w:style w:type="character" w:customStyle="1" w:styleId="AlertTok">
     <w:name w:val="AlertTok"/>
     <w:basedOn w:val="VerbatimChar"/>
     <w:rPr>
-      <w:rFonts w:ascii="SF Pro Text" w:hAnsi="SF Pro Text" w:cs="SF Pro Text" w:eastAsia="SF Pro Text"/>
+      <w:color w:val="ff0000"/>
       <w:b/>
-      <w:color w:val="000000"/>
     </w:rPr>
   </w:style>
   <w:style w:type="character" w:customStyle="1" w:styleId="ErrorTok">
     <w:name w:val="ErrorTok"/>
     <w:basedOn w:val="VerbatimChar"/>
     <w:rPr>
-      <w:rFonts w:ascii="SF Pro Text" w:hAnsi="SF Pro Text" w:cs="SF Pro Text" w:eastAsia="SF Pro Text"/>
+      <w:color w:val="ff0000"/>
       <w:b/>
-      <w:color w:val="000000"/>
     </w:rPr>
   </w:style>
   <w:style w:type="character" w:customStyle="1" w:styleId="NormalTok">
     <w:name w:val="NormalTok"/>
     <w:basedOn w:val="VerbatimChar"/>
-    <w:rPr>
-      <w:rFonts w:ascii="SF Pro Text" w:hAnsi="SF Pro Text" w:cs="SF Pro Text" w:eastAsia="SF Pro Text"/>
-      <w:color w:val="000000"/>
-    </w:rPr>
+    <w:rPr/>
   </w:style>
 </w:styles>
 </file>
